--- a/CutBook_Project_Requirements_Document_PA1-1 V2.docx
+++ b/CutBook_Project_Requirements_Document_PA1-1 V2.docx
@@ -548,7 +548,23 @@
           <w:szCs w:val="22"/>
           <w:lang w:val="en-US"/>
         </w:rPr>
-        <w:t>Uygulama modern tarayıcılarda (Chrome/Firefox/Edge) çalışmalıdır.</w:t>
+        <w:t xml:space="preserve">Uygulama modern tarayıcılarda (Chrome/Firefox/Edge) çalışmalıdır. </w:t>
+      </w:r>
+      <w:r>
+        <w:rPr>
+          <w:rStyle w:val="Emphasis"/>
+          <w:i w:val="false"/>
+          <w:iCs w:val="false"/>
+        </w:rPr>
+        <w:t xml:space="preserve">Ayrıca Backend ve Veritabanı sistemi farklı işletim sistemlerinde kolaylıkla çalışabilme ve taşınabilirlik kapasitesine sahip </w:t>
+      </w:r>
+      <w:r>
+        <w:rPr>
+          <w:rStyle w:val="Emphasis"/>
+          <w:i w:val="false"/>
+          <w:iCs w:val="false"/>
+        </w:rPr>
+        <w:t>olmalıdır</w:t>
       </w:r>
     </w:p>
     <w:p>
@@ -621,6 +637,7 @@
             <w:pPr>
               <w:pStyle w:val="Normal"/>
               <w:widowControl/>
+              <w:suppressAutoHyphens w:val="true"/>
               <w:spacing w:lineRule="auto" w:line="240" w:before="0" w:after="0"/>
               <w:jc w:val="start"/>
               <w:rPr>
@@ -652,6 +669,7 @@
             <w:pPr>
               <w:pStyle w:val="Normal"/>
               <w:widowControl/>
+              <w:suppressAutoHyphens w:val="true"/>
               <w:spacing w:lineRule="auto" w:line="240" w:before="0" w:after="0"/>
               <w:jc w:val="start"/>
               <w:rPr>
@@ -683,6 +701,7 @@
             <w:pPr>
               <w:pStyle w:val="Normal"/>
               <w:widowControl/>
+              <w:suppressAutoHyphens w:val="true"/>
               <w:spacing w:lineRule="auto" w:line="240" w:before="0" w:after="0"/>
               <w:jc w:val="start"/>
               <w:rPr>
@@ -717,6 +736,7 @@
             <w:pPr>
               <w:pStyle w:val="Normal"/>
               <w:widowControl/>
+              <w:suppressAutoHyphens w:val="true"/>
               <w:spacing w:lineRule="auto" w:line="240" w:before="0" w:after="0"/>
               <w:jc w:val="start"/>
               <w:rPr>
@@ -747,6 +767,7 @@
             <w:pPr>
               <w:pStyle w:val="Normal"/>
               <w:widowControl/>
+              <w:suppressAutoHyphens w:val="true"/>
               <w:spacing w:lineRule="auto" w:line="240" w:before="0" w:after="0"/>
               <w:jc w:val="start"/>
               <w:rPr>
@@ -777,6 +798,7 @@
             <w:pPr>
               <w:pStyle w:val="Normal"/>
               <w:widowControl/>
+              <w:suppressAutoHyphens w:val="true"/>
               <w:spacing w:lineRule="auto" w:line="240" w:before="0" w:after="0"/>
               <w:jc w:val="start"/>
               <w:rPr>
@@ -810,6 +832,7 @@
             <w:pPr>
               <w:pStyle w:val="Normal"/>
               <w:widowControl/>
+              <w:suppressAutoHyphens w:val="true"/>
               <w:spacing w:lineRule="auto" w:line="240" w:before="0" w:after="0"/>
               <w:jc w:val="start"/>
               <w:rPr>
@@ -840,6 +863,7 @@
             <w:pPr>
               <w:pStyle w:val="Normal"/>
               <w:widowControl/>
+              <w:suppressAutoHyphens w:val="true"/>
               <w:spacing w:lineRule="auto" w:line="240" w:before="0" w:after="0"/>
               <w:jc w:val="start"/>
               <w:rPr>
@@ -870,6 +894,7 @@
             <w:pPr>
               <w:pStyle w:val="Normal"/>
               <w:widowControl/>
+              <w:suppressAutoHyphens w:val="true"/>
               <w:spacing w:lineRule="auto" w:line="240" w:before="0" w:after="0"/>
               <w:jc w:val="start"/>
               <w:rPr>
@@ -903,6 +928,7 @@
             <w:pPr>
               <w:pStyle w:val="Normal"/>
               <w:widowControl/>
+              <w:suppressAutoHyphens w:val="true"/>
               <w:spacing w:lineRule="auto" w:line="240" w:before="0" w:after="0"/>
               <w:jc w:val="start"/>
               <w:rPr>
@@ -933,6 +959,7 @@
             <w:pPr>
               <w:pStyle w:val="Normal"/>
               <w:widowControl/>
+              <w:suppressAutoHyphens w:val="true"/>
               <w:spacing w:lineRule="auto" w:line="240" w:before="0" w:after="0"/>
               <w:jc w:val="start"/>
               <w:rPr>
@@ -963,6 +990,7 @@
             <w:pPr>
               <w:pStyle w:val="Normal"/>
               <w:widowControl/>
+              <w:suppressAutoHyphens w:val="true"/>
               <w:spacing w:lineRule="auto" w:line="240" w:before="0" w:after="0"/>
               <w:jc w:val="start"/>
               <w:rPr>
@@ -996,6 +1024,7 @@
             <w:pPr>
               <w:pStyle w:val="Normal"/>
               <w:widowControl/>
+              <w:suppressAutoHyphens w:val="true"/>
               <w:spacing w:lineRule="auto" w:line="240" w:before="0" w:after="0"/>
               <w:jc w:val="start"/>
               <w:rPr>
@@ -1026,6 +1055,7 @@
             <w:pPr>
               <w:pStyle w:val="Normal"/>
               <w:widowControl/>
+              <w:suppressAutoHyphens w:val="true"/>
               <w:spacing w:lineRule="auto" w:line="240" w:before="0" w:after="0"/>
               <w:jc w:val="start"/>
               <w:rPr>
@@ -1056,6 +1086,7 @@
             <w:pPr>
               <w:pStyle w:val="Normal"/>
               <w:widowControl/>
+              <w:suppressAutoHyphens w:val="true"/>
               <w:spacing w:lineRule="auto" w:line="240" w:before="0" w:after="0"/>
               <w:jc w:val="start"/>
               <w:rPr>
@@ -1089,6 +1120,7 @@
             <w:pPr>
               <w:pStyle w:val="Normal"/>
               <w:widowControl/>
+              <w:suppressAutoHyphens w:val="true"/>
               <w:spacing w:lineRule="auto" w:line="240" w:before="0" w:after="0"/>
               <w:jc w:val="start"/>
               <w:rPr>
@@ -1119,6 +1151,7 @@
             <w:pPr>
               <w:pStyle w:val="Normal"/>
               <w:widowControl/>
+              <w:suppressAutoHyphens w:val="true"/>
               <w:spacing w:lineRule="auto" w:line="240" w:before="0" w:after="0"/>
               <w:jc w:val="start"/>
               <w:rPr>
@@ -1149,6 +1182,7 @@
             <w:pPr>
               <w:pStyle w:val="Normal"/>
               <w:widowControl/>
+              <w:suppressAutoHyphens w:val="true"/>
               <w:spacing w:lineRule="auto" w:line="240" w:before="0" w:after="0"/>
               <w:jc w:val="start"/>
               <w:rPr>
@@ -1182,6 +1216,7 @@
             <w:pPr>
               <w:pStyle w:val="Normal"/>
               <w:widowControl/>
+              <w:suppressAutoHyphens w:val="true"/>
               <w:spacing w:lineRule="auto" w:line="240" w:before="0" w:after="0"/>
               <w:jc w:val="start"/>
               <w:rPr>
@@ -1212,6 +1247,7 @@
             <w:pPr>
               <w:pStyle w:val="Normal"/>
               <w:widowControl/>
+              <w:suppressAutoHyphens w:val="true"/>
               <w:spacing w:lineRule="auto" w:line="240" w:before="0" w:after="0"/>
               <w:jc w:val="start"/>
               <w:rPr>
@@ -1242,6 +1278,7 @@
             <w:pPr>
               <w:pStyle w:val="Normal"/>
               <w:widowControl/>
+              <w:suppressAutoHyphens w:val="true"/>
               <w:spacing w:lineRule="auto" w:line="240" w:before="0" w:after="0"/>
               <w:jc w:val="start"/>
               <w:rPr>
@@ -1275,6 +1312,7 @@
             <w:pPr>
               <w:pStyle w:val="Normal"/>
               <w:widowControl/>
+              <w:suppressAutoHyphens w:val="true"/>
               <w:spacing w:lineRule="auto" w:line="240" w:before="0" w:after="0"/>
               <w:jc w:val="start"/>
               <w:rPr>
@@ -1305,6 +1343,7 @@
             <w:pPr>
               <w:pStyle w:val="Normal"/>
               <w:widowControl/>
+              <w:suppressAutoHyphens w:val="true"/>
               <w:spacing w:lineRule="auto" w:line="240" w:before="0" w:after="0"/>
               <w:jc w:val="start"/>
               <w:rPr>
@@ -1335,6 +1374,7 @@
             <w:pPr>
               <w:pStyle w:val="Normal"/>
               <w:widowControl/>
+              <w:suppressAutoHyphens w:val="true"/>
               <w:spacing w:lineRule="auto" w:line="240" w:before="0" w:after="0"/>
               <w:jc w:val="start"/>
               <w:rPr>
@@ -1410,6 +1450,7 @@
             <w:pPr>
               <w:pStyle w:val="Normal"/>
               <w:widowControl/>
+              <w:suppressAutoHyphens w:val="true"/>
               <w:spacing w:lineRule="auto" w:line="240" w:before="0" w:after="0"/>
               <w:jc w:val="start"/>
               <w:rPr>
@@ -1441,6 +1482,7 @@
             <w:pPr>
               <w:pStyle w:val="Normal"/>
               <w:widowControl/>
+              <w:suppressAutoHyphens w:val="true"/>
               <w:spacing w:lineRule="auto" w:line="240" w:before="0" w:after="0"/>
               <w:jc w:val="start"/>
               <w:rPr>
@@ -1472,6 +1514,7 @@
             <w:pPr>
               <w:pStyle w:val="Normal"/>
               <w:widowControl/>
+              <w:suppressAutoHyphens w:val="true"/>
               <w:spacing w:lineRule="auto" w:line="240" w:before="0" w:after="0"/>
               <w:jc w:val="start"/>
               <w:rPr>
@@ -1503,6 +1546,7 @@
             <w:pPr>
               <w:pStyle w:val="Normal"/>
               <w:widowControl/>
+              <w:suppressAutoHyphens w:val="true"/>
               <w:spacing w:lineRule="auto" w:line="240" w:before="0" w:after="0"/>
               <w:jc w:val="start"/>
               <w:rPr>
@@ -1537,6 +1581,7 @@
             <w:pPr>
               <w:pStyle w:val="Normal"/>
               <w:widowControl/>
+              <w:suppressAutoHyphens w:val="true"/>
               <w:spacing w:lineRule="auto" w:line="240" w:before="0" w:after="0"/>
               <w:jc w:val="start"/>
               <w:rPr>
@@ -1567,6 +1612,7 @@
             <w:pPr>
               <w:pStyle w:val="Normal"/>
               <w:widowControl/>
+              <w:suppressAutoHyphens w:val="true"/>
               <w:spacing w:lineRule="auto" w:line="240" w:before="0" w:after="0"/>
               <w:jc w:val="start"/>
               <w:rPr>
@@ -1598,6 +1644,7 @@
               <w:pStyle w:val="Normal"/>
               <w:widowControl/>
               <w:suppressLineNumbers w:val="0"/>
+              <w:suppressAutoHyphens w:val="true"/>
               <w:bidi w:val="0"/>
               <w:spacing w:lineRule="auto" w:line="240" w:beforeAutospacing="0" w:before="0" w:afterAutospacing="0" w:after="0"/>
               <w:ind w:start="0" w:end="0"/>
@@ -1630,6 +1677,7 @@
             <w:pPr>
               <w:pStyle w:val="Normal"/>
               <w:widowControl/>
+              <w:suppressAutoHyphens w:val="true"/>
               <w:spacing w:lineRule="auto" w:line="240" w:before="0" w:after="0"/>
               <w:jc w:val="start"/>
               <w:rPr>
@@ -1663,6 +1711,7 @@
             <w:pPr>
               <w:pStyle w:val="Normal"/>
               <w:widowControl/>
+              <w:suppressAutoHyphens w:val="true"/>
               <w:spacing w:lineRule="auto" w:line="240" w:before="0" w:after="0"/>
               <w:jc w:val="start"/>
               <w:rPr>
@@ -1693,6 +1742,7 @@
             <w:pPr>
               <w:pStyle w:val="Normal"/>
               <w:widowControl/>
+              <w:suppressAutoHyphens w:val="true"/>
               <w:spacing w:lineRule="auto" w:line="240" w:before="0" w:after="0"/>
               <w:jc w:val="start"/>
               <w:rPr>
@@ -1723,6 +1773,7 @@
             <w:pPr>
               <w:pStyle w:val="Normal"/>
               <w:widowControl/>
+              <w:suppressAutoHyphens w:val="true"/>
               <w:spacing w:lineRule="auto" w:line="240" w:before="0" w:after="0"/>
               <w:jc w:val="start"/>
               <w:rPr>
@@ -1753,6 +1804,7 @@
             <w:pPr>
               <w:pStyle w:val="Normal"/>
               <w:widowControl/>
+              <w:suppressAutoHyphens w:val="true"/>
               <w:spacing w:lineRule="auto" w:line="240" w:before="0" w:after="0"/>
               <w:jc w:val="start"/>
               <w:rPr>
@@ -1784,6 +1836,7 @@
             <w:pPr>
               <w:pStyle w:val="Normal"/>
               <w:widowControl/>
+              <w:suppressAutoHyphens w:val="true"/>
               <w:spacing w:lineRule="auto" w:line="240" w:before="0" w:after="0"/>
               <w:jc w:val="start"/>
               <w:rPr>
@@ -1814,6 +1867,7 @@
             <w:pPr>
               <w:pStyle w:val="Normal"/>
               <w:widowControl/>
+              <w:suppressAutoHyphens w:val="true"/>
               <w:spacing w:lineRule="auto" w:line="240" w:before="0" w:after="0"/>
               <w:jc w:val="start"/>
               <w:rPr>
@@ -1845,6 +1899,7 @@
               <w:pStyle w:val="Normal"/>
               <w:widowControl/>
               <w:suppressLineNumbers w:val="0"/>
+              <w:suppressAutoHyphens w:val="true"/>
               <w:bidi w:val="0"/>
               <w:spacing w:lineRule="auto" w:line="240" w:beforeAutospacing="0" w:before="0" w:afterAutospacing="0" w:after="0"/>
               <w:ind w:start="0" w:end="0"/>
@@ -1877,6 +1932,7 @@
             <w:pPr>
               <w:pStyle w:val="Normal"/>
               <w:widowControl/>
+              <w:suppressAutoHyphens w:val="true"/>
               <w:spacing w:lineRule="auto" w:line="240" w:before="0" w:after="0"/>
               <w:jc w:val="start"/>
               <w:rPr>
@@ -1908,6 +1964,7 @@
             <w:pPr>
               <w:pStyle w:val="Normal"/>
               <w:widowControl/>
+              <w:suppressAutoHyphens w:val="true"/>
               <w:spacing w:lineRule="auto" w:line="240" w:before="0" w:after="0"/>
               <w:jc w:val="start"/>
               <w:rPr>
@@ -1938,6 +1995,7 @@
             <w:pPr>
               <w:pStyle w:val="Normal"/>
               <w:widowControl/>
+              <w:suppressAutoHyphens w:val="true"/>
               <w:spacing w:lineRule="auto" w:line="240" w:before="0" w:after="0"/>
               <w:jc w:val="start"/>
               <w:rPr>
@@ -1969,6 +2027,7 @@
               <w:pStyle w:val="Normal"/>
               <w:widowControl/>
               <w:suppressLineNumbers w:val="0"/>
+              <w:suppressAutoHyphens w:val="true"/>
               <w:bidi w:val="0"/>
               <w:spacing w:lineRule="auto" w:line="240" w:beforeAutospacing="0" w:before="0" w:afterAutospacing="0" w:after="0"/>
               <w:ind w:start="0" w:end="0"/>
@@ -2001,6 +2060,7 @@
             <w:pPr>
               <w:pStyle w:val="Normal"/>
               <w:widowControl/>
+              <w:suppressAutoHyphens w:val="true"/>
               <w:spacing w:lineRule="auto" w:line="240" w:before="0" w:after="0"/>
               <w:jc w:val="start"/>
               <w:rPr>
@@ -2034,6 +2094,7 @@
             <w:pPr>
               <w:pStyle w:val="Normal"/>
               <w:widowControl/>
+              <w:suppressAutoHyphens w:val="true"/>
               <w:spacing w:lineRule="auto" w:line="240" w:before="0" w:after="0"/>
               <w:jc w:val="start"/>
               <w:rPr>
@@ -2064,6 +2125,7 @@
             <w:pPr>
               <w:pStyle w:val="Normal"/>
               <w:widowControl/>
+              <w:suppressAutoHyphens w:val="true"/>
               <w:spacing w:lineRule="auto" w:line="240" w:before="0" w:after="0"/>
               <w:jc w:val="start"/>
               <w:rPr>
@@ -2094,6 +2156,7 @@
             <w:pPr>
               <w:pStyle w:val="Normal"/>
               <w:widowControl/>
+              <w:suppressAutoHyphens w:val="true"/>
               <w:spacing w:lineRule="auto" w:line="240" w:before="0" w:after="0"/>
               <w:jc w:val="start"/>
               <w:rPr>
@@ -2124,6 +2187,7 @@
             <w:pPr>
               <w:pStyle w:val="Normal"/>
               <w:widowControl/>
+              <w:suppressAutoHyphens w:val="true"/>
               <w:spacing w:lineRule="auto" w:line="240" w:before="0" w:after="0"/>
               <w:jc w:val="start"/>
               <w:rPr>
@@ -2157,6 +2221,7 @@
             <w:pPr>
               <w:pStyle w:val="Normal"/>
               <w:widowControl/>
+              <w:suppressAutoHyphens w:val="true"/>
               <w:spacing w:lineRule="auto" w:line="240" w:before="0" w:after="0"/>
               <w:jc w:val="start"/>
               <w:rPr>
@@ -2187,6 +2252,7 @@
             <w:pPr>
               <w:pStyle w:val="Normal"/>
               <w:widowControl/>
+              <w:suppressAutoHyphens w:val="true"/>
               <w:spacing w:lineRule="auto" w:line="240" w:before="0" w:after="0"/>
               <w:jc w:val="start"/>
               <w:rPr>
@@ -2218,6 +2284,7 @@
               <w:pStyle w:val="Normal"/>
               <w:widowControl/>
               <w:suppressLineNumbers w:val="0"/>
+              <w:suppressAutoHyphens w:val="true"/>
               <w:bidi w:val="0"/>
               <w:spacing w:lineRule="auto" w:line="240" w:beforeAutospacing="0" w:before="0" w:afterAutospacing="0" w:after="0"/>
               <w:ind w:start="0" w:end="0"/>
@@ -2250,6 +2317,7 @@
             <w:pPr>
               <w:pStyle w:val="Normal"/>
               <w:widowControl/>
+              <w:suppressAutoHyphens w:val="true"/>
               <w:spacing w:lineRule="auto" w:line="240" w:before="0" w:after="0"/>
               <w:jc w:val="start"/>
               <w:rPr>
@@ -2283,6 +2351,7 @@
             <w:pPr>
               <w:pStyle w:val="Normal"/>
               <w:widowControl/>
+              <w:suppressAutoHyphens w:val="true"/>
               <w:spacing w:lineRule="auto" w:line="240" w:before="0" w:after="0"/>
               <w:jc w:val="start"/>
               <w:rPr>
@@ -2313,6 +2382,7 @@
             <w:pPr>
               <w:pStyle w:val="Normal"/>
               <w:widowControl/>
+              <w:suppressAutoHyphens w:val="true"/>
               <w:spacing w:lineRule="auto" w:line="240" w:before="0" w:after="0"/>
               <w:jc w:val="start"/>
               <w:rPr>
@@ -2344,6 +2414,7 @@
               <w:pStyle w:val="Normal"/>
               <w:widowControl/>
               <w:suppressLineNumbers w:val="0"/>
+              <w:suppressAutoHyphens w:val="true"/>
               <w:bidi w:val="0"/>
               <w:spacing w:lineRule="auto" w:line="240" w:beforeAutospacing="0" w:before="0" w:afterAutospacing="0" w:after="0"/>
               <w:ind w:start="0" w:end="0"/>
@@ -2376,6 +2447,7 @@
             <w:pPr>
               <w:pStyle w:val="Normal"/>
               <w:widowControl/>
+              <w:suppressAutoHyphens w:val="true"/>
               <w:spacing w:lineRule="auto" w:line="240" w:before="0" w:after="0"/>
               <w:jc w:val="start"/>
               <w:rPr>
@@ -2409,6 +2481,7 @@
             <w:pPr>
               <w:pStyle w:val="Normal"/>
               <w:widowControl/>
+              <w:suppressAutoHyphens w:val="true"/>
               <w:spacing w:lineRule="auto" w:line="240" w:before="0" w:after="0"/>
               <w:jc w:val="start"/>
               <w:rPr>
@@ -2439,6 +2512,7 @@
             <w:pPr>
               <w:pStyle w:val="Normal"/>
               <w:widowControl/>
+              <w:suppressAutoHyphens w:val="true"/>
               <w:spacing w:lineRule="auto" w:line="240" w:before="0" w:after="0"/>
               <w:jc w:val="start"/>
               <w:rPr>
@@ -2470,6 +2544,7 @@
               <w:pStyle w:val="Normal"/>
               <w:widowControl/>
               <w:suppressLineNumbers w:val="0"/>
+              <w:suppressAutoHyphens w:val="true"/>
               <w:bidi w:val="0"/>
               <w:spacing w:lineRule="auto" w:line="240" w:beforeAutospacing="0" w:before="0" w:afterAutospacing="0" w:after="0"/>
               <w:ind w:start="0" w:end="0"/>
@@ -2502,6 +2577,7 @@
             <w:pPr>
               <w:pStyle w:val="Normal"/>
               <w:widowControl/>
+              <w:suppressAutoHyphens w:val="true"/>
               <w:spacing w:lineRule="auto" w:line="240" w:before="0" w:after="0"/>
               <w:jc w:val="start"/>
               <w:rPr>
@@ -2533,6 +2609,7 @@
             <w:pPr>
               <w:pStyle w:val="Normal"/>
               <w:widowControl/>
+              <w:suppressAutoHyphens w:val="true"/>
               <w:spacing w:lineRule="auto" w:line="240" w:before="0" w:after="0"/>
               <w:jc w:val="start"/>
               <w:rPr>
@@ -2563,6 +2640,7 @@
             <w:pPr>
               <w:pStyle w:val="Normal"/>
               <w:widowControl/>
+              <w:suppressAutoHyphens w:val="true"/>
               <w:spacing w:lineRule="auto" w:line="240" w:before="0" w:after="0"/>
               <w:jc w:val="start"/>
               <w:rPr>
@@ -2594,6 +2672,7 @@
               <w:pStyle w:val="Normal"/>
               <w:widowControl/>
               <w:suppressLineNumbers w:val="0"/>
+              <w:suppressAutoHyphens w:val="true"/>
               <w:bidi w:val="0"/>
               <w:spacing w:lineRule="auto" w:line="240" w:beforeAutospacing="0" w:before="0" w:afterAutospacing="0" w:after="0"/>
               <w:ind w:start="0" w:end="0"/>
@@ -2626,6 +2705,7 @@
             <w:pPr>
               <w:pStyle w:val="Normal"/>
               <w:widowControl/>
+              <w:suppressAutoHyphens w:val="true"/>
               <w:spacing w:lineRule="auto" w:line="240" w:before="0" w:after="0"/>
               <w:jc w:val="start"/>
               <w:rPr>
@@ -2752,42 +2832,14 @@
         </w:rPr>
         <w:t>Onur Üstün - Back</w:t>
         <w:noBreakHyphen/>
-        <w:t>end &amp; Veritabanı Geliştirme :</w:t>
-      </w:r>
-      <w:r>
-        <w:rPr>
-          <w:b/>
-          <w:bCs/>
-        </w:rPr>
-        <w:t xml:space="preserve"> </w:t>
+        <w:t xml:space="preserve">end &amp; Veritabanı Geliştirme : </w:t>
       </w:r>
       <w:r>
         <w:rPr>
           <w:b w:val="false"/>
           <w:bCs w:val="false"/>
         </w:rPr>
-        <w:t>Veritabanı şeması, API sözleşmeleri,</w:t>
-      </w:r>
-      <w:r>
-        <w:rPr>
-          <w:b w:val="false"/>
-          <w:bCs w:val="false"/>
-        </w:rPr>
-        <w:t xml:space="preserve"> entegrasyon noktalarının yönetimi, </w:t>
-      </w:r>
-      <w:r>
-        <w:rPr>
-          <w:b w:val="false"/>
-          <w:bCs w:val="false"/>
-        </w:rPr>
-        <w:t>t</w:t>
-      </w:r>
-      <w:r>
-        <w:rPr>
-          <w:b w:val="false"/>
-          <w:bCs w:val="false"/>
-        </w:rPr>
-        <w:t xml:space="preserve">est senaryoları ve doğrulama, hata takibi,gerektiğinde geliştirme görevlerine doğrudan katkı.  </w:t>
+        <w:t xml:space="preserve">Veritabanı şeması, API sözleşmeleri, entegrasyon noktalarının yönetimi, test senaryoları ve doğrulama, hata takibi,gerektiğinde geliştirme görevlerine doğrudan katkı.  </w:t>
       </w:r>
     </w:p>
     <w:p>
@@ -2836,35 +2888,14 @@
           <w:b/>
           <w:bCs/>
         </w:rPr>
-        <w:t xml:space="preserve">Mehmet Efe Saraç – </w:t>
-      </w:r>
-      <w:r>
-        <w:rPr>
-          <w:b/>
-          <w:bCs/>
-        </w:rPr>
-        <w:t>Backend Geliştirme</w:t>
-      </w:r>
-      <w:r>
-        <w:rPr>
-          <w:b/>
-          <w:bCs/>
-        </w:rPr>
-        <w:t xml:space="preserve"> &amp; Entegrasyon Desteği (Geliştirme dahil): </w:t>
+        <w:t xml:space="preserve">Mehmet Efe Saraç – Backend Geliştirme &amp; Entegrasyon Desteği (Geliştirme dahil): </w:t>
       </w:r>
       <w:r>
         <w:rPr>
           <w:b w:val="false"/>
           <w:bCs w:val="false"/>
         </w:rPr>
-        <w:t>İş</w:t>
-      </w:r>
-      <w:r>
-        <w:rPr>
-          <w:b w:val="false"/>
-          <w:bCs w:val="false"/>
-        </w:rPr>
-        <w:t xml:space="preserve"> kuralları (slot/çakışma), güvenlik gereksinimleri ve servis tarafı doğrulamalar; gerektiğinde ortak geliştirme ve kod inceleme.</w:t>
+        <w:t>İş kuralları (slot/çakışma), güvenlik gereksinimleri ve servis tarafı doğrulamalar; gerektiğinde ortak geliştirme ve kod inceleme.</w:t>
       </w:r>
     </w:p>
     <w:p>
@@ -2936,6 +2967,7 @@
             <w:pPr>
               <w:pStyle w:val="Normal"/>
               <w:widowControl/>
+              <w:suppressAutoHyphens w:val="true"/>
               <w:spacing w:lineRule="auto" w:line="240" w:before="0" w:after="0"/>
               <w:jc w:val="start"/>
               <w:rPr>
@@ -2967,6 +2999,7 @@
             <w:pPr>
               <w:pStyle w:val="Normal"/>
               <w:widowControl/>
+              <w:suppressAutoHyphens w:val="true"/>
               <w:spacing w:lineRule="auto" w:line="240" w:before="0" w:after="0"/>
               <w:jc w:val="start"/>
               <w:rPr>
@@ -2998,6 +3031,7 @@
             <w:pPr>
               <w:pStyle w:val="Normal"/>
               <w:widowControl/>
+              <w:suppressAutoHyphens w:val="true"/>
               <w:spacing w:lineRule="auto" w:line="240" w:before="0" w:after="0"/>
               <w:jc w:val="start"/>
               <w:rPr>
@@ -3029,6 +3063,7 @@
             <w:pPr>
               <w:pStyle w:val="Normal"/>
               <w:widowControl/>
+              <w:suppressAutoHyphens w:val="true"/>
               <w:spacing w:lineRule="auto" w:line="240" w:before="0" w:after="0"/>
               <w:jc w:val="start"/>
               <w:rPr>
@@ -3063,6 +3098,7 @@
             <w:pPr>
               <w:pStyle w:val="Normal"/>
               <w:widowControl/>
+              <w:suppressAutoHyphens w:val="true"/>
               <w:spacing w:lineRule="auto" w:line="240" w:before="0" w:after="0"/>
               <w:jc w:val="start"/>
               <w:rPr>
@@ -3094,6 +3130,7 @@
               <w:pStyle w:val="Normal"/>
               <w:widowControl/>
               <w:suppressLineNumbers w:val="0"/>
+              <w:suppressAutoHyphens w:val="true"/>
               <w:bidi w:val="0"/>
               <w:spacing w:lineRule="auto" w:line="240" w:beforeAutospacing="0" w:before="0" w:afterAutospacing="0" w:after="0"/>
               <w:ind w:start="0" w:end="0"/>
@@ -3126,6 +3163,7 @@
             <w:pPr>
               <w:pStyle w:val="Normal"/>
               <w:widowControl/>
+              <w:suppressAutoHyphens w:val="true"/>
               <w:spacing w:lineRule="auto" w:line="240" w:before="0" w:after="0"/>
               <w:jc w:val="start"/>
               <w:rPr>
@@ -3135,11 +3173,8 @@
             </w:pPr>
             <w:r>
               <w:rPr>
-                <w:rFonts w:eastAsia="ＭＳ 明朝" w:cs=""/>
-                <w:kern w:val="0"/>
                 <w:sz w:val="20"/>
                 <w:szCs w:val="20"/>
-                <w:lang w:val="en-US" w:eastAsia="en-US" w:bidi="ar-SA"/>
               </w:rPr>
             </w:r>
           </w:p>
@@ -3153,6 +3188,7 @@
             <w:pPr>
               <w:pStyle w:val="Normal"/>
               <w:widowControl/>
+              <w:suppressAutoHyphens w:val="true"/>
               <w:spacing w:lineRule="auto" w:line="240" w:before="0" w:after="0"/>
               <w:jc w:val="start"/>
               <w:rPr>
@@ -3186,6 +3222,7 @@
             <w:pPr>
               <w:pStyle w:val="Normal"/>
               <w:widowControl/>
+              <w:suppressAutoHyphens w:val="true"/>
               <w:spacing w:lineRule="auto" w:line="240" w:before="0" w:after="0"/>
               <w:jc w:val="start"/>
               <w:rPr>
@@ -3217,6 +3254,7 @@
               <w:pStyle w:val="Normal"/>
               <w:widowControl/>
               <w:suppressLineNumbers w:val="0"/>
+              <w:suppressAutoHyphens w:val="true"/>
               <w:bidi w:val="0"/>
               <w:spacing w:lineRule="auto" w:line="240" w:beforeAutospacing="0" w:before="0" w:afterAutospacing="0" w:after="0"/>
               <w:ind w:start="0" w:end="0"/>
@@ -3250,6 +3288,7 @@
               <w:pStyle w:val="Normal"/>
               <w:widowControl/>
               <w:suppressLineNumbers w:val="0"/>
+              <w:suppressAutoHyphens w:val="true"/>
               <w:bidi w:val="0"/>
               <w:spacing w:lineRule="auto" w:line="240" w:beforeAutospacing="0" w:before="0" w:afterAutospacing="0" w:after="0"/>
               <w:ind w:start="0" w:end="0"/>
@@ -3282,6 +3321,7 @@
             <w:pPr>
               <w:pStyle w:val="Normal"/>
               <w:widowControl/>
+              <w:suppressAutoHyphens w:val="true"/>
               <w:spacing w:lineRule="auto" w:line="240" w:before="0" w:after="0"/>
               <w:jc w:val="start"/>
               <w:rPr>
@@ -3315,6 +3355,7 @@
             <w:pPr>
               <w:pStyle w:val="Normal"/>
               <w:widowControl/>
+              <w:suppressAutoHyphens w:val="true"/>
               <w:spacing w:lineRule="auto" w:line="240" w:before="0" w:after="0"/>
               <w:jc w:val="start"/>
               <w:rPr>
@@ -3346,6 +3387,7 @@
               <w:pStyle w:val="Normal"/>
               <w:widowControl/>
               <w:suppressLineNumbers w:val="0"/>
+              <w:suppressAutoHyphens w:val="true"/>
               <w:bidi w:val="0"/>
               <w:spacing w:lineRule="auto" w:line="240" w:beforeAutospacing="0" w:before="0" w:afterAutospacing="0" w:after="0"/>
               <w:ind w:start="0" w:end="0"/>
@@ -3378,6 +3420,7 @@
             <w:pPr>
               <w:pStyle w:val="Normal"/>
               <w:widowControl/>
+              <w:suppressAutoHyphens w:val="true"/>
               <w:spacing w:lineRule="auto" w:line="240" w:before="0" w:after="0"/>
               <w:jc w:val="start"/>
               <w:rPr>
@@ -3408,6 +3451,7 @@
             <w:pPr>
               <w:pStyle w:val="Normal"/>
               <w:widowControl/>
+              <w:suppressAutoHyphens w:val="true"/>
               <w:spacing w:lineRule="auto" w:line="240" w:before="0" w:after="0"/>
               <w:jc w:val="start"/>
               <w:rPr>
@@ -3441,6 +3485,7 @@
             <w:pPr>
               <w:pStyle w:val="Normal"/>
               <w:widowControl/>
+              <w:suppressAutoHyphens w:val="true"/>
               <w:spacing w:lineRule="auto" w:line="240" w:before="0" w:after="0"/>
               <w:jc w:val="start"/>
               <w:rPr>
@@ -3472,6 +3517,7 @@
               <w:pStyle w:val="Normal"/>
               <w:widowControl/>
               <w:suppressLineNumbers w:val="0"/>
+              <w:suppressAutoHyphens w:val="true"/>
               <w:bidi w:val="0"/>
               <w:spacing w:lineRule="auto" w:line="240" w:beforeAutospacing="0" w:before="0" w:afterAutospacing="0" w:after="0"/>
               <w:ind w:start="0" w:end="0"/>
@@ -3505,6 +3551,7 @@
               <w:pStyle w:val="Normal"/>
               <w:widowControl/>
               <w:suppressLineNumbers w:val="0"/>
+              <w:suppressAutoHyphens w:val="true"/>
               <w:bidi w:val="0"/>
               <w:spacing w:lineRule="auto" w:line="240" w:beforeAutospacing="0" w:before="0" w:afterAutospacing="0" w:after="0"/>
               <w:ind w:start="0" w:end="0"/>
@@ -3535,6 +3582,7 @@
             <w:pPr>
               <w:pStyle w:val="Normal"/>
               <w:widowControl/>
+              <w:suppressAutoHyphens w:val="true"/>
               <w:spacing w:lineRule="auto" w:line="240" w:before="0" w:after="0"/>
               <w:jc w:val="start"/>
               <w:rPr>
@@ -3568,6 +3616,7 @@
             <w:pPr>
               <w:pStyle w:val="Normal"/>
               <w:widowControl/>
+              <w:suppressAutoHyphens w:val="true"/>
               <w:spacing w:lineRule="auto" w:line="240" w:before="0" w:after="0"/>
               <w:jc w:val="start"/>
               <w:rPr>
@@ -3599,6 +3648,7 @@
               <w:pStyle w:val="Normal"/>
               <w:widowControl/>
               <w:suppressLineNumbers w:val="0"/>
+              <w:suppressAutoHyphens w:val="true"/>
               <w:bidi w:val="0"/>
               <w:spacing w:lineRule="auto" w:line="240" w:beforeAutospacing="0" w:before="0" w:afterAutospacing="0" w:after="0"/>
               <w:ind w:start="0" w:end="0"/>
@@ -3631,6 +3681,7 @@
             <w:pPr>
               <w:pStyle w:val="Normal"/>
               <w:widowControl/>
+              <w:suppressAutoHyphens w:val="true"/>
               <w:spacing w:lineRule="auto" w:line="240" w:before="0" w:after="0"/>
               <w:jc w:val="start"/>
               <w:rPr>
@@ -3661,6 +3712,7 @@
             <w:pPr>
               <w:pStyle w:val="Normal"/>
               <w:widowControl/>
+              <w:suppressAutoHyphens w:val="true"/>
               <w:spacing w:lineRule="auto" w:line="240" w:before="0" w:after="0"/>
               <w:jc w:val="start"/>
               <w:rPr>
@@ -3694,6 +3746,7 @@
             <w:pPr>
               <w:pStyle w:val="Normal"/>
               <w:widowControl/>
+              <w:suppressAutoHyphens w:val="true"/>
               <w:spacing w:lineRule="auto" w:line="240" w:before="0" w:after="0"/>
               <w:jc w:val="start"/>
               <w:rPr>
@@ -3724,6 +3777,7 @@
             <w:pPr>
               <w:pStyle w:val="Normal"/>
               <w:widowControl/>
+              <w:suppressAutoHyphens w:val="true"/>
               <w:spacing w:lineRule="auto" w:line="240" w:before="0" w:after="0"/>
               <w:jc w:val="start"/>
               <w:rPr>
@@ -3754,6 +3808,7 @@
             <w:pPr>
               <w:pStyle w:val="Normal"/>
               <w:widowControl/>
+              <w:suppressAutoHyphens w:val="true"/>
               <w:spacing w:lineRule="auto" w:line="240" w:before="0" w:after="0"/>
               <w:jc w:val="start"/>
               <w:rPr>
@@ -3763,10 +3818,8 @@
             </w:pPr>
             <w:r>
               <w:rPr>
-                <w:rFonts w:eastAsia="ＭＳ 明朝" w:cs=""/>
-                <w:kern w:val="0"/>
-                <w:szCs w:val="22"/>
-                <w:lang w:val="en-US" w:eastAsia="en-US" w:bidi="ar-SA"/>
+                <w:sz w:val="20"/>
+                <w:szCs w:val="20"/>
               </w:rPr>
             </w:r>
           </w:p>
@@ -3780,6 +3833,7 @@
             <w:pPr>
               <w:pStyle w:val="Normal"/>
               <w:widowControl/>
+              <w:suppressAutoHyphens w:val="true"/>
               <w:spacing w:lineRule="auto" w:line="240" w:before="0" w:after="0"/>
               <w:jc w:val="start"/>
               <w:rPr>
@@ -3844,6 +3898,7 @@
             <w:pPr>
               <w:pStyle w:val="Normal"/>
               <w:widowControl/>
+              <w:suppressAutoHyphens w:val="true"/>
               <w:spacing w:lineRule="auto" w:line="240" w:before="0" w:after="0"/>
               <w:jc w:val="start"/>
               <w:rPr>
@@ -3875,6 +3930,7 @@
             <w:pPr>
               <w:pStyle w:val="Normal"/>
               <w:widowControl/>
+              <w:suppressAutoHyphens w:val="true"/>
               <w:spacing w:lineRule="auto" w:line="240" w:before="0" w:after="0"/>
               <w:jc w:val="start"/>
               <w:rPr>
@@ -3906,6 +3962,7 @@
             <w:pPr>
               <w:pStyle w:val="Normal"/>
               <w:widowControl/>
+              <w:suppressAutoHyphens w:val="true"/>
               <w:spacing w:lineRule="auto" w:line="240" w:before="0" w:after="0"/>
               <w:jc w:val="start"/>
               <w:rPr>
@@ -3940,6 +3997,7 @@
             <w:pPr>
               <w:pStyle w:val="Normal"/>
               <w:widowControl/>
+              <w:suppressAutoHyphens w:val="true"/>
               <w:spacing w:lineRule="auto" w:line="240" w:before="0" w:after="0"/>
               <w:jc w:val="start"/>
               <w:rPr>
@@ -3971,6 +4029,7 @@
               <w:pStyle w:val="Normal"/>
               <w:widowControl/>
               <w:suppressLineNumbers w:val="0"/>
+              <w:suppressAutoHyphens w:val="true"/>
               <w:bidi w:val="0"/>
               <w:spacing w:lineRule="auto" w:line="240" w:beforeAutospacing="0" w:before="0" w:afterAutospacing="0" w:after="0"/>
               <w:ind w:start="0" w:end="0"/>
@@ -4004,6 +4063,7 @@
               <w:pStyle w:val="Normal"/>
               <w:widowControl/>
               <w:suppressLineNumbers w:val="0"/>
+              <w:suppressAutoHyphens w:val="true"/>
               <w:bidi w:val="0"/>
               <w:spacing w:lineRule="auto" w:line="240" w:beforeAutospacing="0" w:before="0" w:afterAutospacing="0" w:after="0"/>
               <w:ind w:start="0" w:end="0"/>
@@ -4039,6 +4099,7 @@
             <w:pPr>
               <w:pStyle w:val="Normal"/>
               <w:widowControl/>
+              <w:suppressAutoHyphens w:val="true"/>
               <w:spacing w:lineRule="auto" w:line="240" w:before="0" w:after="0"/>
               <w:jc w:val="start"/>
               <w:rPr>
@@ -4070,6 +4131,7 @@
               <w:pStyle w:val="Normal"/>
               <w:widowControl/>
               <w:suppressLineNumbers w:val="0"/>
+              <w:suppressAutoHyphens w:val="true"/>
               <w:bidi w:val="0"/>
               <w:spacing w:lineRule="auto" w:line="240" w:beforeAutospacing="0" w:before="0" w:afterAutospacing="0" w:after="0"/>
               <w:ind w:start="0" w:end="0"/>
@@ -4103,6 +4165,7 @@
               <w:pStyle w:val="Normal"/>
               <w:widowControl/>
               <w:suppressLineNumbers w:val="0"/>
+              <w:suppressAutoHyphens w:val="true"/>
               <w:bidi w:val="0"/>
               <w:spacing w:lineRule="auto" w:line="240" w:beforeAutospacing="0" w:before="0" w:afterAutospacing="0" w:after="0"/>
               <w:ind w:start="0" w:end="0"/>
@@ -4138,6 +4201,7 @@
             <w:pPr>
               <w:pStyle w:val="Normal"/>
               <w:widowControl/>
+              <w:suppressAutoHyphens w:val="true"/>
               <w:spacing w:lineRule="auto" w:line="240" w:before="0" w:after="0"/>
               <w:jc w:val="start"/>
               <w:rPr>
@@ -4168,6 +4232,7 @@
             <w:pPr>
               <w:pStyle w:val="Normal"/>
               <w:widowControl/>
+              <w:suppressAutoHyphens w:val="true"/>
               <w:spacing w:lineRule="auto" w:line="240" w:before="0" w:after="0"/>
               <w:jc w:val="start"/>
               <w:rPr>
@@ -4198,6 +4263,7 @@
             <w:pPr>
               <w:pStyle w:val="Normal"/>
               <w:widowControl/>
+              <w:suppressAutoHyphens w:val="true"/>
               <w:spacing w:lineRule="auto" w:line="240" w:before="0" w:after="0"/>
               <w:jc w:val="start"/>
               <w:rPr>
@@ -4231,6 +4297,7 @@
             <w:pPr>
               <w:pStyle w:val="Normal"/>
               <w:widowControl/>
+              <w:suppressAutoHyphens w:val="true"/>
               <w:spacing w:lineRule="auto" w:line="240" w:before="0" w:after="0"/>
               <w:jc w:val="start"/>
               <w:rPr>
@@ -4261,6 +4328,7 @@
             <w:pPr>
               <w:pStyle w:val="Normal"/>
               <w:widowControl/>
+              <w:suppressAutoHyphens w:val="true"/>
               <w:spacing w:lineRule="auto" w:line="240" w:before="0" w:after="0"/>
               <w:jc w:val="start"/>
               <w:rPr>
@@ -4291,6 +4359,7 @@
             <w:pPr>
               <w:pStyle w:val="Normal"/>
               <w:widowControl/>
+              <w:suppressAutoHyphens w:val="true"/>
               <w:spacing w:lineRule="auto" w:line="240" w:before="0" w:after="0"/>
               <w:jc w:val="start"/>
               <w:rPr>
@@ -4324,6 +4393,7 @@
             <w:pPr>
               <w:pStyle w:val="Normal"/>
               <w:widowControl/>
+              <w:suppressAutoHyphens w:val="true"/>
               <w:spacing w:lineRule="auto" w:line="240" w:before="0" w:after="0"/>
               <w:jc w:val="start"/>
               <w:rPr>
@@ -4354,6 +4424,7 @@
             <w:pPr>
               <w:pStyle w:val="Normal"/>
               <w:widowControl/>
+              <w:suppressAutoHyphens w:val="true"/>
               <w:spacing w:lineRule="auto" w:line="240" w:before="0" w:after="0"/>
               <w:jc w:val="start"/>
               <w:rPr>
@@ -4384,6 +4455,7 @@
             <w:pPr>
               <w:pStyle w:val="Normal"/>
               <w:widowControl/>
+              <w:suppressAutoHyphens w:val="true"/>
               <w:spacing w:lineRule="auto" w:line="240" w:before="0" w:after="0"/>
               <w:jc w:val="start"/>
               <w:rPr>
@@ -4417,6 +4489,7 @@
             <w:pPr>
               <w:pStyle w:val="Normal"/>
               <w:widowControl/>
+              <w:suppressAutoHyphens w:val="true"/>
               <w:spacing w:lineRule="auto" w:line="240" w:before="0" w:after="0"/>
               <w:jc w:val="start"/>
               <w:rPr>
@@ -4447,6 +4520,7 @@
             <w:pPr>
               <w:pStyle w:val="Normal"/>
               <w:widowControl/>
+              <w:suppressAutoHyphens w:val="true"/>
               <w:spacing w:lineRule="auto" w:line="240" w:before="0" w:after="0"/>
               <w:jc w:val="start"/>
               <w:rPr>
@@ -4477,6 +4551,7 @@
             <w:pPr>
               <w:pStyle w:val="Normal"/>
               <w:widowControl/>
+              <w:suppressAutoHyphens w:val="true"/>
               <w:spacing w:lineRule="auto" w:line="240" w:before="0" w:after="0"/>
               <w:jc w:val="start"/>
               <w:rPr>
@@ -4510,6 +4585,7 @@
             <w:pPr>
               <w:pStyle w:val="Normal"/>
               <w:widowControl/>
+              <w:suppressAutoHyphens w:val="true"/>
               <w:spacing w:lineRule="auto" w:line="240" w:before="0" w:after="0"/>
               <w:jc w:val="start"/>
               <w:rPr>
@@ -4540,6 +4616,7 @@
             <w:pPr>
               <w:pStyle w:val="Normal"/>
               <w:widowControl/>
+              <w:suppressAutoHyphens w:val="true"/>
               <w:spacing w:lineRule="auto" w:line="240" w:before="0" w:after="0"/>
               <w:jc w:val="start"/>
               <w:rPr>
@@ -4570,6 +4647,7 @@
             <w:pPr>
               <w:pStyle w:val="Normal"/>
               <w:widowControl/>
+              <w:suppressAutoHyphens w:val="true"/>
               <w:spacing w:lineRule="auto" w:line="240" w:before="0" w:after="0"/>
               <w:jc w:val="start"/>
               <w:rPr>
@@ -4603,6 +4681,7 @@
             <w:pPr>
               <w:pStyle w:val="Normal"/>
               <w:widowControl/>
+              <w:suppressAutoHyphens w:val="true"/>
               <w:spacing w:lineRule="auto" w:line="240" w:before="0" w:after="0"/>
               <w:jc w:val="start"/>
               <w:rPr>
@@ -4633,6 +4712,7 @@
             <w:pPr>
               <w:pStyle w:val="Normal"/>
               <w:widowControl/>
+              <w:suppressAutoHyphens w:val="true"/>
               <w:spacing w:lineRule="auto" w:line="240" w:before="0" w:after="0"/>
               <w:jc w:val="start"/>
               <w:rPr>
@@ -4663,6 +4743,7 @@
             <w:pPr>
               <w:pStyle w:val="Normal"/>
               <w:widowControl/>
+              <w:suppressAutoHyphens w:val="true"/>
               <w:spacing w:lineRule="auto" w:line="240" w:before="0" w:after="0"/>
               <w:jc w:val="start"/>
               <w:rPr>
@@ -4696,6 +4777,7 @@
             <w:pPr>
               <w:pStyle w:val="Normal"/>
               <w:widowControl/>
+              <w:suppressAutoHyphens w:val="true"/>
               <w:spacing w:lineRule="auto" w:line="240" w:before="0" w:after="0"/>
               <w:jc w:val="start"/>
               <w:rPr>
@@ -4726,6 +4808,7 @@
             <w:pPr>
               <w:pStyle w:val="Normal"/>
               <w:widowControl/>
+              <w:suppressAutoHyphens w:val="true"/>
               <w:spacing w:lineRule="auto" w:line="240" w:before="0" w:after="0"/>
               <w:jc w:val="start"/>
               <w:rPr>
@@ -4756,6 +4839,7 @@
             <w:pPr>
               <w:pStyle w:val="Normal"/>
               <w:widowControl/>
+              <w:suppressAutoHyphens w:val="true"/>
               <w:spacing w:lineRule="auto" w:line="240" w:before="0" w:after="0"/>
               <w:jc w:val="start"/>
               <w:rPr>
@@ -4789,6 +4873,7 @@
             <w:pPr>
               <w:pStyle w:val="Normal"/>
               <w:widowControl/>
+              <w:suppressAutoHyphens w:val="true"/>
               <w:spacing w:lineRule="auto" w:line="240" w:before="0" w:after="0"/>
               <w:jc w:val="start"/>
               <w:rPr>
@@ -4819,6 +4904,7 @@
             <w:pPr>
               <w:pStyle w:val="Normal"/>
               <w:widowControl/>
+              <w:suppressAutoHyphens w:val="true"/>
               <w:spacing w:lineRule="auto" w:line="240" w:before="0" w:after="0"/>
               <w:jc w:val="start"/>
               <w:rPr>
@@ -4849,6 +4935,7 @@
             <w:pPr>
               <w:pStyle w:val="Normal"/>
               <w:widowControl/>
+              <w:suppressAutoHyphens w:val="true"/>
               <w:spacing w:lineRule="auto" w:line="240" w:before="0" w:after="0"/>
               <w:jc w:val="start"/>
               <w:rPr>
@@ -4882,6 +4969,7 @@
             <w:pPr>
               <w:pStyle w:val="Normal"/>
               <w:widowControl/>
+              <w:suppressAutoHyphens w:val="true"/>
               <w:spacing w:lineRule="auto" w:line="240" w:before="0" w:after="0"/>
               <w:jc w:val="start"/>
               <w:rPr>
@@ -4912,6 +5000,7 @@
             <w:pPr>
               <w:pStyle w:val="Normal"/>
               <w:widowControl/>
+              <w:suppressAutoHyphens w:val="true"/>
               <w:spacing w:lineRule="auto" w:line="240" w:before="0" w:after="0"/>
               <w:jc w:val="start"/>
               <w:rPr>
@@ -4942,6 +5031,7 @@
             <w:pPr>
               <w:pStyle w:val="Normal"/>
               <w:widowControl/>
+              <w:suppressAutoHyphens w:val="true"/>
               <w:spacing w:lineRule="auto" w:line="240" w:before="0" w:after="0"/>
               <w:jc w:val="start"/>
               <w:rPr>
@@ -4982,31 +5072,7 @@
       </w:pPr>
       <w:r>
         <w:rPr/>
-        <w:t xml:space="preserve">Görev dağılımı; front-end işleri </w:t>
-      </w:r>
-      <w:r>
-        <w:rPr/>
-        <w:t>Hakan</w:t>
-      </w:r>
-      <w:r>
-        <w:rPr/>
-        <w:t xml:space="preserve">, back-end/DB işleri </w:t>
-      </w:r>
-      <w:r>
-        <w:rPr/>
-        <w:t>Onur</w:t>
-      </w:r>
-      <w:r>
-        <w:rPr/>
-        <w:t xml:space="preserve"> koordinasyon ve QA/teslim süreçleri </w:t>
-      </w:r>
-      <w:r>
-        <w:rPr/>
-        <w:t>Sahra, Mehmet Efe</w:t>
-      </w:r>
-      <w:r>
-        <w:rPr/>
-        <w:t xml:space="preserve"> olacak şekilde yapılmıştır. Paralel geliştirme ve bağımlılık yönetimi hedeflenmiştir.</w:t>
+        <w:t>Görev dağılımı; front-end işleri Hakan, back-end/DB işleri Onur koordinasyon ve QA/teslim süreçleri Sahra, Mehmet Efe olacak şekilde yapılmıştır. Paralel geliştirme ve bağımlılık yönetimi hedeflenmiştir.</w:t>
       </w:r>
     </w:p>
     <w:p>
@@ -5064,6 +5130,7 @@
             <w:pPr>
               <w:pStyle w:val="Normal"/>
               <w:widowControl/>
+              <w:suppressAutoHyphens w:val="true"/>
               <w:spacing w:lineRule="auto" w:line="240" w:before="0" w:after="0"/>
               <w:jc w:val="center"/>
               <w:rPr>
@@ -5095,6 +5162,7 @@
             <w:pPr>
               <w:pStyle w:val="Normal"/>
               <w:widowControl/>
+              <w:suppressAutoHyphens w:val="true"/>
               <w:spacing w:lineRule="auto" w:line="240" w:before="0" w:after="0"/>
               <w:jc w:val="center"/>
               <w:rPr>
@@ -5127,6 +5195,7 @@
               <w:pStyle w:val="Normal"/>
               <w:widowControl/>
               <w:suppressLineNumbers w:val="0"/>
+              <w:suppressAutoHyphens w:val="true"/>
               <w:bidi w:val="0"/>
               <w:spacing w:lineRule="auto" w:line="240" w:beforeAutospacing="0" w:before="0" w:afterAutospacing="0" w:after="0"/>
               <w:ind w:start="0" w:end="0"/>
@@ -5162,6 +5231,7 @@
               <w:pStyle w:val="Normal"/>
               <w:widowControl/>
               <w:suppressLineNumbers w:val="0"/>
+              <w:suppressAutoHyphens w:val="true"/>
               <w:bidi w:val="0"/>
               <w:spacing w:lineRule="auto" w:line="240" w:beforeAutospacing="0" w:before="0" w:afterAutospacing="0" w:after="0"/>
               <w:ind w:start="0" w:end="0"/>
@@ -5197,6 +5267,7 @@
               <w:pStyle w:val="Normal"/>
               <w:widowControl/>
               <w:suppressLineNumbers w:val="0"/>
+              <w:suppressAutoHyphens w:val="true"/>
               <w:bidi w:val="0"/>
               <w:spacing w:lineRule="auto" w:line="240" w:beforeAutospacing="0" w:before="0" w:afterAutospacing="0" w:after="0"/>
               <w:ind w:start="0" w:end="0"/>
@@ -5231,6 +5302,7 @@
             <w:pPr>
               <w:pStyle w:val="Normal"/>
               <w:widowControl/>
+              <w:suppressAutoHyphens w:val="true"/>
               <w:spacing w:lineRule="auto" w:line="240" w:before="0" w:after="0"/>
               <w:jc w:val="center"/>
               <w:rPr>
@@ -5268,6 +5340,7 @@
             <w:pPr>
               <w:pStyle w:val="Normal"/>
               <w:widowControl/>
+              <w:suppressAutoHyphens w:val="true"/>
               <w:spacing w:lineRule="auto" w:line="240" w:before="0" w:after="0"/>
               <w:jc w:val="start"/>
               <w:rPr>
@@ -5298,6 +5371,7 @@
             <w:pPr>
               <w:pStyle w:val="Normal"/>
               <w:widowControl/>
+              <w:suppressAutoHyphens w:val="true"/>
               <w:spacing w:lineRule="auto" w:line="240" w:before="0" w:after="0"/>
               <w:jc w:val="start"/>
               <w:rPr>
@@ -5328,6 +5402,7 @@
             <w:pPr>
               <w:pStyle w:val="Normal"/>
               <w:widowControl/>
+              <w:suppressAutoHyphens w:val="true"/>
               <w:spacing w:lineRule="auto" w:line="240" w:before="0" w:after="0"/>
               <w:jc w:val="center"/>
               <w:rPr>
@@ -5357,6 +5432,7 @@
             <w:pPr>
               <w:pStyle w:val="Normal"/>
               <w:widowControl/>
+              <w:suppressAutoHyphens w:val="true"/>
               <w:spacing w:lineRule="auto" w:line="240" w:before="0" w:after="0"/>
               <w:jc w:val="center"/>
               <w:rPr>
@@ -5387,6 +5463,7 @@
             <w:pPr>
               <w:pStyle w:val="Normal"/>
               <w:widowControl/>
+              <w:suppressAutoHyphens w:val="true"/>
               <w:spacing w:lineRule="auto" w:line="240" w:before="0" w:after="0"/>
               <w:jc w:val="center"/>
               <w:rPr>
@@ -5417,6 +5494,7 @@
             <w:pPr>
               <w:pStyle w:val="Normal"/>
               <w:widowControl/>
+              <w:suppressAutoHyphens w:val="true"/>
               <w:spacing w:lineRule="auto" w:line="240" w:before="0" w:after="0"/>
               <w:jc w:val="center"/>
               <w:rPr>
@@ -5450,6 +5528,7 @@
             <w:pPr>
               <w:pStyle w:val="Normal"/>
               <w:widowControl/>
+              <w:suppressAutoHyphens w:val="true"/>
               <w:spacing w:lineRule="auto" w:line="240" w:before="0" w:after="0"/>
               <w:jc w:val="start"/>
               <w:rPr>
@@ -5480,6 +5559,7 @@
             <w:pPr>
               <w:pStyle w:val="Normal"/>
               <w:widowControl/>
+              <w:suppressAutoHyphens w:val="true"/>
               <w:spacing w:lineRule="auto" w:line="240" w:before="0" w:after="0"/>
               <w:jc w:val="start"/>
               <w:rPr>
@@ -5510,6 +5590,7 @@
             <w:pPr>
               <w:pStyle w:val="Normal"/>
               <w:widowControl/>
+              <w:suppressAutoHyphens w:val="true"/>
               <w:spacing w:lineRule="auto" w:line="240" w:before="0" w:after="0"/>
               <w:jc w:val="center"/>
               <w:rPr>
@@ -5540,6 +5621,7 @@
             <w:pPr>
               <w:pStyle w:val="Normal"/>
               <w:widowControl/>
+              <w:suppressAutoHyphens w:val="true"/>
               <w:spacing w:lineRule="auto" w:line="240" w:before="0" w:after="0"/>
               <w:jc w:val="center"/>
               <w:rPr>
@@ -5569,6 +5651,7 @@
             <w:pPr>
               <w:pStyle w:val="Normal"/>
               <w:widowControl/>
+              <w:suppressAutoHyphens w:val="true"/>
               <w:spacing w:lineRule="auto" w:line="240" w:before="0" w:after="0"/>
               <w:jc w:val="center"/>
               <w:rPr>
@@ -5598,6 +5681,7 @@
             <w:pPr>
               <w:pStyle w:val="Normal"/>
               <w:widowControl/>
+              <w:suppressAutoHyphens w:val="true"/>
               <w:spacing w:lineRule="auto" w:line="240" w:before="0" w:after="0"/>
               <w:jc w:val="center"/>
               <w:rPr>
@@ -5632,6 +5716,7 @@
             <w:pPr>
               <w:pStyle w:val="Normal"/>
               <w:widowControl/>
+              <w:suppressAutoHyphens w:val="true"/>
               <w:spacing w:lineRule="auto" w:line="240" w:before="0" w:after="0"/>
               <w:jc w:val="start"/>
               <w:rPr>
@@ -5662,6 +5747,7 @@
             <w:pPr>
               <w:pStyle w:val="Normal"/>
               <w:widowControl/>
+              <w:suppressAutoHyphens w:val="true"/>
               <w:spacing w:lineRule="auto" w:line="240" w:before="0" w:after="0"/>
               <w:jc w:val="start"/>
               <w:rPr>
@@ -5692,6 +5778,7 @@
             <w:pPr>
               <w:pStyle w:val="Normal"/>
               <w:widowControl/>
+              <w:suppressAutoHyphens w:val="true"/>
               <w:spacing w:lineRule="auto" w:line="240" w:before="0" w:after="0"/>
               <w:jc w:val="center"/>
               <w:rPr>
@@ -5722,6 +5809,7 @@
             <w:pPr>
               <w:pStyle w:val="Normal"/>
               <w:widowControl/>
+              <w:suppressAutoHyphens w:val="true"/>
               <w:spacing w:lineRule="auto" w:line="240" w:before="0" w:after="0"/>
               <w:jc w:val="center"/>
               <w:rPr>
@@ -5751,6 +5839,7 @@
             <w:pPr>
               <w:pStyle w:val="Normal"/>
               <w:widowControl/>
+              <w:suppressAutoHyphens w:val="true"/>
               <w:spacing w:lineRule="auto" w:line="240" w:before="0" w:after="0"/>
               <w:jc w:val="center"/>
               <w:rPr>
@@ -5781,6 +5870,7 @@
             <w:pPr>
               <w:pStyle w:val="Normal"/>
               <w:widowControl/>
+              <w:suppressAutoHyphens w:val="true"/>
               <w:spacing w:lineRule="auto" w:line="240" w:before="0" w:after="0"/>
               <w:jc w:val="center"/>
               <w:rPr>
@@ -5814,6 +5904,7 @@
             <w:pPr>
               <w:pStyle w:val="Normal"/>
               <w:widowControl/>
+              <w:suppressAutoHyphens w:val="true"/>
               <w:spacing w:lineRule="auto" w:line="240" w:before="0" w:after="0"/>
               <w:jc w:val="start"/>
               <w:rPr>
@@ -5844,6 +5935,7 @@
             <w:pPr>
               <w:pStyle w:val="Normal"/>
               <w:widowControl/>
+              <w:suppressAutoHyphens w:val="true"/>
               <w:spacing w:lineRule="auto" w:line="240" w:before="0" w:after="0"/>
               <w:jc w:val="start"/>
               <w:rPr>
@@ -5874,6 +5966,7 @@
             <w:pPr>
               <w:pStyle w:val="Normal"/>
               <w:widowControl/>
+              <w:suppressAutoHyphens w:val="true"/>
               <w:spacing w:lineRule="auto" w:line="240" w:before="0" w:after="0"/>
               <w:jc w:val="center"/>
               <w:rPr>
@@ -5904,6 +5997,7 @@
             <w:pPr>
               <w:pStyle w:val="Normal"/>
               <w:widowControl/>
+              <w:suppressAutoHyphens w:val="true"/>
               <w:spacing w:lineRule="auto" w:line="240" w:before="0" w:after="0"/>
               <w:jc w:val="center"/>
               <w:rPr>
@@ -5934,6 +6028,7 @@
             <w:pPr>
               <w:pStyle w:val="Normal"/>
               <w:widowControl/>
+              <w:suppressAutoHyphens w:val="true"/>
               <w:spacing w:lineRule="auto" w:line="240" w:before="0" w:after="0"/>
               <w:jc w:val="center"/>
               <w:rPr>
@@ -5963,6 +6058,7 @@
             <w:pPr>
               <w:pStyle w:val="Normal"/>
               <w:widowControl/>
+              <w:suppressAutoHyphens w:val="true"/>
               <w:spacing w:lineRule="auto" w:line="240" w:before="0" w:after="0"/>
               <w:jc w:val="center"/>
               <w:rPr>
@@ -5997,6 +6093,7 @@
             <w:pPr>
               <w:pStyle w:val="Normal"/>
               <w:widowControl/>
+              <w:suppressAutoHyphens w:val="true"/>
               <w:spacing w:lineRule="auto" w:line="240" w:before="0" w:after="0"/>
               <w:jc w:val="start"/>
               <w:rPr>
@@ -6027,6 +6124,7 @@
             <w:pPr>
               <w:pStyle w:val="Normal"/>
               <w:widowControl/>
+              <w:suppressAutoHyphens w:val="true"/>
               <w:spacing w:lineRule="auto" w:line="240" w:before="0" w:after="0"/>
               <w:jc w:val="start"/>
               <w:rPr>
@@ -6057,6 +6155,7 @@
             <w:pPr>
               <w:pStyle w:val="Normal"/>
               <w:widowControl/>
+              <w:suppressAutoHyphens w:val="true"/>
               <w:spacing w:lineRule="auto" w:line="240" w:before="0" w:after="0"/>
               <w:jc w:val="center"/>
               <w:rPr>
@@ -6087,6 +6186,7 @@
             <w:pPr>
               <w:pStyle w:val="Normal"/>
               <w:widowControl/>
+              <w:suppressAutoHyphens w:val="true"/>
               <w:spacing w:lineRule="auto" w:line="240" w:before="0" w:after="0"/>
               <w:jc w:val="center"/>
               <w:rPr>
@@ -6116,6 +6216,7 @@
             <w:pPr>
               <w:pStyle w:val="Normal"/>
               <w:widowControl/>
+              <w:suppressAutoHyphens w:val="true"/>
               <w:spacing w:lineRule="auto" w:line="240" w:before="0" w:after="0"/>
               <w:jc w:val="center"/>
               <w:rPr>
@@ -6145,6 +6246,7 @@
             <w:pPr>
               <w:pStyle w:val="Normal"/>
               <w:widowControl/>
+              <w:suppressAutoHyphens w:val="true"/>
               <w:spacing w:lineRule="auto" w:line="240" w:before="0" w:after="0"/>
               <w:jc w:val="center"/>
               <w:rPr>
@@ -6209,6 +6311,7 @@
         </w:tabs>
         <w:ind w:start="1080" w:hanging="360"/>
       </w:pPr>
+      <w:rPr/>
     </w:lvl>
     <w:lvl w:ilvl="2">
       <w:start w:val="1"/>
@@ -6221,6 +6324,7 @@
         </w:tabs>
         <w:ind w:start="1440" w:hanging="360"/>
       </w:pPr>
+      <w:rPr/>
     </w:lvl>
     <w:lvl w:ilvl="3">
       <w:start w:val="1"/>
@@ -6233,6 +6337,7 @@
         </w:tabs>
         <w:ind w:start="1800" w:hanging="360"/>
       </w:pPr>
+      <w:rPr/>
     </w:lvl>
     <w:lvl w:ilvl="4">
       <w:start w:val="1"/>
@@ -6245,6 +6350,7 @@
         </w:tabs>
         <w:ind w:start="2160" w:hanging="360"/>
       </w:pPr>
+      <w:rPr/>
     </w:lvl>
     <w:lvl w:ilvl="5">
       <w:start w:val="1"/>
@@ -6257,6 +6363,7 @@
         </w:tabs>
         <w:ind w:start="2520" w:hanging="360"/>
       </w:pPr>
+      <w:rPr/>
     </w:lvl>
     <w:lvl w:ilvl="6">
       <w:start w:val="1"/>
@@ -6269,6 +6376,7 @@
         </w:tabs>
         <w:ind w:start="2880" w:hanging="360"/>
       </w:pPr>
+      <w:rPr/>
     </w:lvl>
     <w:lvl w:ilvl="7">
       <w:start w:val="1"/>
@@ -6281,6 +6389,7 @@
         </w:tabs>
         <w:ind w:start="3240" w:hanging="360"/>
       </w:pPr>
+      <w:rPr/>
     </w:lvl>
     <w:lvl w:ilvl="8">
       <w:start w:val="1"/>
@@ -6293,6 +6402,7 @@
         </w:tabs>
         <w:ind w:start="3600" w:hanging="360"/>
       </w:pPr>
+      <w:rPr/>
     </w:lvl>
   </w:abstractNum>
   <w:abstractNum w:abstractNumId="2">
@@ -6322,6 +6432,7 @@
         </w:tabs>
         <w:ind w:start="1080" w:hanging="360"/>
       </w:pPr>
+      <w:rPr/>
     </w:lvl>
     <w:lvl w:ilvl="2">
       <w:start w:val="1"/>
@@ -6334,6 +6445,7 @@
         </w:tabs>
         <w:ind w:start="1440" w:hanging="360"/>
       </w:pPr>
+      <w:rPr/>
     </w:lvl>
     <w:lvl w:ilvl="3">
       <w:start w:val="1"/>
@@ -6346,6 +6458,7 @@
         </w:tabs>
         <w:ind w:start="1800" w:hanging="360"/>
       </w:pPr>
+      <w:rPr/>
     </w:lvl>
     <w:lvl w:ilvl="4">
       <w:start w:val="1"/>
@@ -6358,6 +6471,7 @@
         </w:tabs>
         <w:ind w:start="2160" w:hanging="360"/>
       </w:pPr>
+      <w:rPr/>
     </w:lvl>
     <w:lvl w:ilvl="5">
       <w:start w:val="1"/>
@@ -6370,6 +6484,7 @@
         </w:tabs>
         <w:ind w:start="2520" w:hanging="360"/>
       </w:pPr>
+      <w:rPr/>
     </w:lvl>
     <w:lvl w:ilvl="6">
       <w:start w:val="1"/>
@@ -6382,6 +6497,7 @@
         </w:tabs>
         <w:ind w:start="2880" w:hanging="360"/>
       </w:pPr>
+      <w:rPr/>
     </w:lvl>
     <w:lvl w:ilvl="7">
       <w:start w:val="1"/>
@@ -6394,6 +6510,7 @@
         </w:tabs>
         <w:ind w:start="3240" w:hanging="360"/>
       </w:pPr>
+      <w:rPr/>
     </w:lvl>
     <w:lvl w:ilvl="8">
       <w:start w:val="1"/>
@@ -6406,6 +6523,7 @@
         </w:tabs>
         <w:ind w:start="3600" w:hanging="360"/>
       </w:pPr>
+      <w:rPr/>
     </w:lvl>
   </w:abstractNum>
   <w:abstractNum w:abstractNumId="3">
@@ -6435,6 +6553,7 @@
         </w:tabs>
         <w:ind w:start="1080" w:hanging="360"/>
       </w:pPr>
+      <w:rPr/>
     </w:lvl>
     <w:lvl w:ilvl="2">
       <w:start w:val="1"/>
@@ -6447,6 +6566,7 @@
         </w:tabs>
         <w:ind w:start="1440" w:hanging="360"/>
       </w:pPr>
+      <w:rPr/>
     </w:lvl>
     <w:lvl w:ilvl="3">
       <w:start w:val="1"/>
@@ -6459,6 +6579,7 @@
         </w:tabs>
         <w:ind w:start="1800" w:hanging="360"/>
       </w:pPr>
+      <w:rPr/>
     </w:lvl>
     <w:lvl w:ilvl="4">
       <w:start w:val="1"/>
@@ -6471,6 +6592,7 @@
         </w:tabs>
         <w:ind w:start="2160" w:hanging="360"/>
       </w:pPr>
+      <w:rPr/>
     </w:lvl>
     <w:lvl w:ilvl="5">
       <w:start w:val="1"/>
@@ -6483,6 +6605,7 @@
         </w:tabs>
         <w:ind w:start="2520" w:hanging="360"/>
       </w:pPr>
+      <w:rPr/>
     </w:lvl>
     <w:lvl w:ilvl="6">
       <w:start w:val="1"/>
@@ -6495,6 +6618,7 @@
         </w:tabs>
         <w:ind w:start="2880" w:hanging="360"/>
       </w:pPr>
+      <w:rPr/>
     </w:lvl>
     <w:lvl w:ilvl="7">
       <w:start w:val="1"/>
@@ -6507,6 +6631,7 @@
         </w:tabs>
         <w:ind w:start="3240" w:hanging="360"/>
       </w:pPr>
+      <w:rPr/>
     </w:lvl>
     <w:lvl w:ilvl="8">
       <w:start w:val="1"/>
@@ -6519,6 +6644,7 @@
         </w:tabs>
         <w:ind w:start="3600" w:hanging="360"/>
       </w:pPr>
+      <w:rPr/>
     </w:lvl>
   </w:abstractNum>
   <w:abstractNum w:abstractNumId="4">
@@ -6546,6 +6672,7 @@
         </w:tabs>
         <w:ind w:start="1080" w:hanging="360"/>
       </w:pPr>
+      <w:rPr/>
     </w:lvl>
     <w:lvl w:ilvl="2">
       <w:start w:val="1"/>
@@ -6558,6 +6685,7 @@
         </w:tabs>
         <w:ind w:start="1440" w:hanging="360"/>
       </w:pPr>
+      <w:rPr/>
     </w:lvl>
     <w:lvl w:ilvl="3">
       <w:start w:val="1"/>
@@ -6570,6 +6698,7 @@
         </w:tabs>
         <w:ind w:start="1800" w:hanging="360"/>
       </w:pPr>
+      <w:rPr/>
     </w:lvl>
     <w:lvl w:ilvl="4">
       <w:start w:val="1"/>
@@ -6582,6 +6711,7 @@
         </w:tabs>
         <w:ind w:start="2160" w:hanging="360"/>
       </w:pPr>
+      <w:rPr/>
     </w:lvl>
     <w:lvl w:ilvl="5">
       <w:start w:val="1"/>
@@ -6594,6 +6724,7 @@
         </w:tabs>
         <w:ind w:start="2520" w:hanging="360"/>
       </w:pPr>
+      <w:rPr/>
     </w:lvl>
     <w:lvl w:ilvl="6">
       <w:start w:val="1"/>
@@ -6606,6 +6737,7 @@
         </w:tabs>
         <w:ind w:start="2880" w:hanging="360"/>
       </w:pPr>
+      <w:rPr/>
     </w:lvl>
     <w:lvl w:ilvl="7">
       <w:start w:val="1"/>
@@ -6618,6 +6750,7 @@
         </w:tabs>
         <w:ind w:start="3240" w:hanging="360"/>
       </w:pPr>
+      <w:rPr/>
     </w:lvl>
     <w:lvl w:ilvl="8">
       <w:start w:val="1"/>
@@ -6630,6 +6763,7 @@
         </w:tabs>
         <w:ind w:start="3600" w:hanging="360"/>
       </w:pPr>
+      <w:rPr/>
     </w:lvl>
   </w:abstractNum>
   <w:abstractNum w:abstractNumId="5">
@@ -6657,6 +6791,7 @@
         </w:tabs>
         <w:ind w:start="1080" w:hanging="360"/>
       </w:pPr>
+      <w:rPr/>
     </w:lvl>
     <w:lvl w:ilvl="2">
       <w:start w:val="1"/>
@@ -6669,6 +6804,7 @@
         </w:tabs>
         <w:ind w:start="1440" w:hanging="360"/>
       </w:pPr>
+      <w:rPr/>
     </w:lvl>
     <w:lvl w:ilvl="3">
       <w:start w:val="1"/>
@@ -6681,6 +6817,7 @@
         </w:tabs>
         <w:ind w:start="1800" w:hanging="360"/>
       </w:pPr>
+      <w:rPr/>
     </w:lvl>
     <w:lvl w:ilvl="4">
       <w:start w:val="1"/>
@@ -6693,6 +6830,7 @@
         </w:tabs>
         <w:ind w:start="2160" w:hanging="360"/>
       </w:pPr>
+      <w:rPr/>
     </w:lvl>
     <w:lvl w:ilvl="5">
       <w:start w:val="1"/>
@@ -6705,6 +6843,7 @@
         </w:tabs>
         <w:ind w:start="2520" w:hanging="360"/>
       </w:pPr>
+      <w:rPr/>
     </w:lvl>
     <w:lvl w:ilvl="6">
       <w:start w:val="1"/>
@@ -6717,6 +6856,7 @@
         </w:tabs>
         <w:ind w:start="2880" w:hanging="360"/>
       </w:pPr>
+      <w:rPr/>
     </w:lvl>
     <w:lvl w:ilvl="7">
       <w:start w:val="1"/>
@@ -6729,6 +6869,7 @@
         </w:tabs>
         <w:ind w:start="3240" w:hanging="360"/>
       </w:pPr>
+      <w:rPr/>
     </w:lvl>
     <w:lvl w:ilvl="8">
       <w:start w:val="1"/>
@@ -6741,6 +6882,7 @@
         </w:tabs>
         <w:ind w:start="3600" w:hanging="360"/>
       </w:pPr>
+      <w:rPr/>
     </w:lvl>
   </w:abstractNum>
   <w:abstractNum w:abstractNumId="6">
@@ -6768,6 +6910,7 @@
         </w:tabs>
         <w:ind w:start="1080" w:hanging="360"/>
       </w:pPr>
+      <w:rPr/>
     </w:lvl>
     <w:lvl w:ilvl="2">
       <w:start w:val="1"/>
@@ -6780,6 +6923,7 @@
         </w:tabs>
         <w:ind w:start="1440" w:hanging="360"/>
       </w:pPr>
+      <w:rPr/>
     </w:lvl>
     <w:lvl w:ilvl="3">
       <w:start w:val="1"/>
@@ -6792,6 +6936,7 @@
         </w:tabs>
         <w:ind w:start="1800" w:hanging="360"/>
       </w:pPr>
+      <w:rPr/>
     </w:lvl>
     <w:lvl w:ilvl="4">
       <w:start w:val="1"/>
@@ -6804,6 +6949,7 @@
         </w:tabs>
         <w:ind w:start="2160" w:hanging="360"/>
       </w:pPr>
+      <w:rPr/>
     </w:lvl>
     <w:lvl w:ilvl="5">
       <w:start w:val="1"/>
@@ -6816,6 +6962,7 @@
         </w:tabs>
         <w:ind w:start="2520" w:hanging="360"/>
       </w:pPr>
+      <w:rPr/>
     </w:lvl>
     <w:lvl w:ilvl="6">
       <w:start w:val="1"/>
@@ -6828,6 +6975,7 @@
         </w:tabs>
         <w:ind w:start="2880" w:hanging="360"/>
       </w:pPr>
+      <w:rPr/>
     </w:lvl>
     <w:lvl w:ilvl="7">
       <w:start w:val="1"/>
@@ -6840,6 +6988,7 @@
         </w:tabs>
         <w:ind w:start="3240" w:hanging="360"/>
       </w:pPr>
+      <w:rPr/>
     </w:lvl>
     <w:lvl w:ilvl="8">
       <w:start w:val="1"/>
@@ -6852,6 +7001,7 @@
         </w:tabs>
         <w:ind w:start="3600" w:hanging="360"/>
       </w:pPr>
+      <w:rPr/>
     </w:lvl>
   </w:abstractNum>
   <w:abstractNum w:abstractNumId="7">
@@ -7002,7 +7152,7 @@
   <w:docDefaults>
     <w:rPrDefault>
       <w:rPr>
-        <w:rFonts w:ascii="Cambria" w:hAnsi="Cambria" w:eastAsia="ＭＳ 明朝" w:cs="" w:asciiTheme="minorHAnsi" w:cstheme="minorBidi" w:eastAsiaTheme="minorEastAsia" w:hAnsiTheme="minorHAnsi"/>
+        <w:rFonts w:ascii="Cambria" w:hAnsi="Cambria" w:eastAsia="" w:cs="" w:asciiTheme="minorHAnsi" w:cstheme="minorBidi" w:eastAsiaTheme="minorEastAsia" w:hAnsiTheme="minorHAnsi"/>
         <w:sz w:val="22"/>
         <w:szCs w:val="22"/>
         <w:lang w:val="en-US" w:eastAsia="en-US" w:bidi="ar-SA"/>
@@ -7159,12 +7309,13 @@
     <w:rsid w:val="00fc693f"/>
     <w:pPr>
       <w:widowControl/>
+      <w:suppressAutoHyphens w:val="true"/>
       <w:bidi w:val="0"/>
       <w:spacing w:lineRule="auto" w:line="276" w:before="0" w:after="200"/>
       <w:jc w:val="start"/>
     </w:pPr>
     <w:rPr>
-      <w:rFonts w:ascii="Calibri" w:hAnsi="Calibri" w:eastAsia="ＭＳ 明朝" w:cs="" w:cstheme="minorBidi" w:eastAsiaTheme="minorEastAsia"/>
+      <w:rFonts w:ascii="Calibri" w:hAnsi="Calibri" w:eastAsia="" w:cs="" w:cstheme="minorBidi" w:eastAsiaTheme="minorEastAsia"/>
       <w:color w:val="auto"/>
       <w:kern w:val="0"/>
       <w:sz w:val="22"/>
@@ -7187,7 +7338,7 @@
       <w:outlineLvl w:val="0"/>
     </w:pPr>
     <w:rPr>
-      <w:rFonts w:ascii="Calibri" w:hAnsi="Calibri" w:eastAsia="ＭＳ ゴシック" w:cs="" w:asciiTheme="majorHAnsi" w:cstheme="majorBidi" w:eastAsiaTheme="majorEastAsia" w:hAnsiTheme="majorHAnsi"/>
+      <w:rFonts w:ascii="Calibri" w:hAnsi="Calibri" w:eastAsia="" w:cs="" w:asciiTheme="majorHAnsi" w:cstheme="majorBidi" w:eastAsiaTheme="majorEastAsia" w:hAnsiTheme="majorHAnsi"/>
       <w:b/>
       <w:bCs/>
       <w:color w:themeColor="accent1" w:themeShade="bf" w:val="365F91"/>
@@ -7211,7 +7362,7 @@
       <w:outlineLvl w:val="1"/>
     </w:pPr>
     <w:rPr>
-      <w:rFonts w:ascii="Calibri" w:hAnsi="Calibri" w:eastAsia="ＭＳ ゴシック" w:cs="" w:asciiTheme="majorHAnsi" w:cstheme="majorBidi" w:eastAsiaTheme="majorEastAsia" w:hAnsiTheme="majorHAnsi"/>
+      <w:rFonts w:ascii="Calibri" w:hAnsi="Calibri" w:eastAsia="" w:cs="" w:asciiTheme="majorHAnsi" w:cstheme="majorBidi" w:eastAsiaTheme="majorEastAsia" w:hAnsiTheme="majorHAnsi"/>
       <w:b/>
       <w:bCs/>
       <w:color w:themeColor="accent1" w:val="4F81BD"/>
@@ -7235,7 +7386,7 @@
       <w:outlineLvl w:val="2"/>
     </w:pPr>
     <w:rPr>
-      <w:rFonts w:ascii="Calibri" w:hAnsi="Calibri" w:eastAsia="ＭＳ ゴシック" w:cs="" w:asciiTheme="majorHAnsi" w:cstheme="majorBidi" w:eastAsiaTheme="majorEastAsia" w:hAnsiTheme="majorHAnsi"/>
+      <w:rFonts w:ascii="Calibri" w:hAnsi="Calibri" w:eastAsia="" w:cs="" w:asciiTheme="majorHAnsi" w:cstheme="majorBidi" w:eastAsiaTheme="majorEastAsia" w:hAnsiTheme="majorHAnsi"/>
       <w:b/>
       <w:bCs/>
       <w:color w:themeColor="accent1" w:val="4F81BD"/>
@@ -7258,7 +7409,7 @@
       <w:outlineLvl w:val="3"/>
     </w:pPr>
     <w:rPr>
-      <w:rFonts w:ascii="Calibri" w:hAnsi="Calibri" w:eastAsia="ＭＳ ゴシック" w:cs="" w:asciiTheme="majorHAnsi" w:cstheme="majorBidi" w:eastAsiaTheme="majorEastAsia" w:hAnsiTheme="majorHAnsi"/>
+      <w:rFonts w:ascii="Calibri" w:hAnsi="Calibri" w:eastAsia="" w:cs="" w:asciiTheme="majorHAnsi" w:cstheme="majorBidi" w:eastAsiaTheme="majorEastAsia" w:hAnsiTheme="majorHAnsi"/>
       <w:b/>
       <w:bCs/>
       <w:i/>
@@ -7283,7 +7434,7 @@
       <w:outlineLvl w:val="4"/>
     </w:pPr>
     <w:rPr>
-      <w:rFonts w:ascii="Calibri" w:hAnsi="Calibri" w:eastAsia="ＭＳ ゴシック" w:cs="" w:asciiTheme="majorHAnsi" w:cstheme="majorBidi" w:eastAsiaTheme="majorEastAsia" w:hAnsiTheme="majorHAnsi"/>
+      <w:rFonts w:ascii="Calibri" w:hAnsi="Calibri" w:eastAsia="" w:cs="" w:asciiTheme="majorHAnsi" w:cstheme="majorBidi" w:eastAsiaTheme="majorEastAsia" w:hAnsiTheme="majorHAnsi"/>
       <w:color w:themeColor="accent1" w:themeShade="7f" w:val="243F60"/>
     </w:rPr>
   </w:style>
@@ -7304,7 +7455,7 @@
       <w:outlineLvl w:val="5"/>
     </w:pPr>
     <w:rPr>
-      <w:rFonts w:ascii="Calibri" w:hAnsi="Calibri" w:eastAsia="ＭＳ ゴシック" w:cs="" w:asciiTheme="majorHAnsi" w:cstheme="majorBidi" w:eastAsiaTheme="majorEastAsia" w:hAnsiTheme="majorHAnsi"/>
+      <w:rFonts w:ascii="Calibri" w:hAnsi="Calibri" w:eastAsia="" w:cs="" w:asciiTheme="majorHAnsi" w:cstheme="majorBidi" w:eastAsiaTheme="majorEastAsia" w:hAnsiTheme="majorHAnsi"/>
       <w:i/>
       <w:iCs/>
       <w:color w:themeColor="accent1" w:themeShade="7f" w:val="243F60"/>
@@ -7327,7 +7478,7 @@
       <w:outlineLvl w:val="6"/>
     </w:pPr>
     <w:rPr>
-      <w:rFonts w:ascii="Calibri" w:hAnsi="Calibri" w:eastAsia="ＭＳ ゴシック" w:cs="" w:asciiTheme="majorHAnsi" w:cstheme="majorBidi" w:eastAsiaTheme="majorEastAsia" w:hAnsiTheme="majorHAnsi"/>
+      <w:rFonts w:ascii="Calibri" w:hAnsi="Calibri" w:eastAsia="" w:cs="" w:asciiTheme="majorHAnsi" w:cstheme="majorBidi" w:eastAsiaTheme="majorEastAsia" w:hAnsiTheme="majorHAnsi"/>
       <w:i/>
       <w:iCs/>
       <w:color w:themeColor="text1" w:themeTint="bf" w:val="404040"/>
@@ -7350,7 +7501,7 @@
       <w:outlineLvl w:val="7"/>
     </w:pPr>
     <w:rPr>
-      <w:rFonts w:ascii="Calibri" w:hAnsi="Calibri" w:eastAsia="ＭＳ ゴシック" w:cs="" w:asciiTheme="majorHAnsi" w:cstheme="majorBidi" w:eastAsiaTheme="majorEastAsia" w:hAnsiTheme="majorHAnsi"/>
+      <w:rFonts w:ascii="Calibri" w:hAnsi="Calibri" w:eastAsia="" w:cs="" w:asciiTheme="majorHAnsi" w:cstheme="majorBidi" w:eastAsiaTheme="majorEastAsia" w:hAnsiTheme="majorHAnsi"/>
       <w:color w:themeColor="accent1" w:val="4F81BD"/>
       <w:sz w:val="20"/>
       <w:szCs w:val="20"/>
@@ -7373,7 +7524,7 @@
       <w:outlineLvl w:val="8"/>
     </w:pPr>
     <w:rPr>
-      <w:rFonts w:ascii="Calibri" w:hAnsi="Calibri" w:eastAsia="ＭＳ ゴシック" w:cs="" w:asciiTheme="majorHAnsi" w:cstheme="majorBidi" w:eastAsiaTheme="majorEastAsia" w:hAnsiTheme="majorHAnsi"/>
+      <w:rFonts w:ascii="Calibri" w:hAnsi="Calibri" w:eastAsia="" w:cs="" w:asciiTheme="majorHAnsi" w:cstheme="majorBidi" w:eastAsiaTheme="majorEastAsia" w:hAnsiTheme="majorHAnsi"/>
       <w:i/>
       <w:iCs/>
       <w:color w:themeColor="text1" w:themeTint="bf" w:val="404040"/>
@@ -7412,7 +7563,7 @@
     <w:qFormat/>
     <w:rsid w:val="00fc693f"/>
     <w:rPr>
-      <w:rFonts w:ascii="Calibri" w:hAnsi="Calibri" w:eastAsia="ＭＳ ゴシック" w:cs="" w:asciiTheme="majorHAnsi" w:cstheme="majorBidi" w:eastAsiaTheme="majorEastAsia" w:hAnsiTheme="majorHAnsi"/>
+      <w:rFonts w:ascii="Calibri" w:hAnsi="Calibri" w:eastAsia="" w:cs="" w:asciiTheme="majorHAnsi" w:cstheme="majorBidi" w:eastAsiaTheme="majorEastAsia" w:hAnsiTheme="majorHAnsi"/>
       <w:b/>
       <w:bCs/>
       <w:color w:themeColor="accent1" w:themeShade="bf" w:val="365F91"/>
@@ -7427,7 +7578,7 @@
     <w:qFormat/>
     <w:rsid w:val="00fc693f"/>
     <w:rPr>
-      <w:rFonts w:ascii="Calibri" w:hAnsi="Calibri" w:eastAsia="ＭＳ ゴシック" w:cs="" w:asciiTheme="majorHAnsi" w:cstheme="majorBidi" w:eastAsiaTheme="majorEastAsia" w:hAnsiTheme="majorHAnsi"/>
+      <w:rFonts w:ascii="Calibri" w:hAnsi="Calibri" w:eastAsia="" w:cs="" w:asciiTheme="majorHAnsi" w:cstheme="majorBidi" w:eastAsiaTheme="majorEastAsia" w:hAnsiTheme="majorHAnsi"/>
       <w:b/>
       <w:bCs/>
       <w:color w:themeColor="accent1" w:val="4F81BD"/>
@@ -7442,7 +7593,7 @@
     <w:qFormat/>
     <w:rsid w:val="00fc693f"/>
     <w:rPr>
-      <w:rFonts w:ascii="Calibri" w:hAnsi="Calibri" w:eastAsia="ＭＳ ゴシック" w:cs="" w:asciiTheme="majorHAnsi" w:cstheme="majorBidi" w:eastAsiaTheme="majorEastAsia" w:hAnsiTheme="majorHAnsi"/>
+      <w:rFonts w:ascii="Calibri" w:hAnsi="Calibri" w:eastAsia="" w:cs="" w:asciiTheme="majorHAnsi" w:cstheme="majorBidi" w:eastAsiaTheme="majorEastAsia" w:hAnsiTheme="majorHAnsi"/>
       <w:b/>
       <w:bCs/>
       <w:color w:themeColor="accent1" w:val="4F81BD"/>
@@ -7455,7 +7606,7 @@
     <w:qFormat/>
     <w:rsid w:val="00fc693f"/>
     <w:rPr>
-      <w:rFonts w:ascii="Calibri" w:hAnsi="Calibri" w:eastAsia="ＭＳ ゴシック" w:cs="" w:asciiTheme="majorHAnsi" w:cstheme="majorBidi" w:eastAsiaTheme="majorEastAsia" w:hAnsiTheme="majorHAnsi"/>
+      <w:rFonts w:ascii="Calibri" w:hAnsi="Calibri" w:eastAsia="" w:cs="" w:asciiTheme="majorHAnsi" w:cstheme="majorBidi" w:eastAsiaTheme="majorEastAsia" w:hAnsiTheme="majorHAnsi"/>
       <w:color w:themeColor="text2" w:themeShade="bf" w:val="17365D"/>
       <w:spacing w:val="5"/>
       <w:kern w:val="2"/>
@@ -7470,7 +7621,7 @@
     <w:qFormat/>
     <w:rsid w:val="00fc693f"/>
     <w:rPr>
-      <w:rFonts w:ascii="Calibri" w:hAnsi="Calibri" w:eastAsia="ＭＳ ゴシック" w:cs="" w:asciiTheme="majorHAnsi" w:cstheme="majorBidi" w:eastAsiaTheme="majorEastAsia" w:hAnsiTheme="majorHAnsi"/>
+      <w:rFonts w:ascii="Calibri" w:hAnsi="Calibri" w:eastAsia="" w:cs="" w:asciiTheme="majorHAnsi" w:cstheme="majorBidi" w:eastAsiaTheme="majorEastAsia" w:hAnsiTheme="majorHAnsi"/>
       <w:i/>
       <w:iCs/>
       <w:color w:themeColor="accent1" w:val="4F81BD"/>
@@ -7542,7 +7693,7 @@
     <w:qFormat/>
     <w:rsid w:val="00fc693f"/>
     <w:rPr>
-      <w:rFonts w:ascii="Calibri" w:hAnsi="Calibri" w:eastAsia="ＭＳ ゴシック" w:cs="" w:asciiTheme="majorHAnsi" w:cstheme="majorBidi" w:eastAsiaTheme="majorEastAsia" w:hAnsiTheme="majorHAnsi"/>
+      <w:rFonts w:ascii="Calibri" w:hAnsi="Calibri" w:eastAsia="" w:cs="" w:asciiTheme="majorHAnsi" w:cstheme="majorBidi" w:eastAsiaTheme="majorEastAsia" w:hAnsiTheme="majorHAnsi"/>
       <w:b/>
       <w:bCs/>
       <w:i/>
@@ -7558,7 +7709,7 @@
     <w:qFormat/>
     <w:rsid w:val="00fc693f"/>
     <w:rPr>
-      <w:rFonts w:ascii="Calibri" w:hAnsi="Calibri" w:eastAsia="ＭＳ ゴシック" w:cs="" w:asciiTheme="majorHAnsi" w:cstheme="majorBidi" w:eastAsiaTheme="majorEastAsia" w:hAnsiTheme="majorHAnsi"/>
+      <w:rFonts w:ascii="Calibri" w:hAnsi="Calibri" w:eastAsia="" w:cs="" w:asciiTheme="majorHAnsi" w:cstheme="majorBidi" w:eastAsiaTheme="majorEastAsia" w:hAnsiTheme="majorHAnsi"/>
       <w:color w:themeColor="accent1" w:themeShade="7f" w:val="243F60"/>
     </w:rPr>
   </w:style>
@@ -7570,7 +7721,7 @@
     <w:qFormat/>
     <w:rsid w:val="00fc693f"/>
     <w:rPr>
-      <w:rFonts w:ascii="Calibri" w:hAnsi="Calibri" w:eastAsia="ＭＳ ゴシック" w:cs="" w:asciiTheme="majorHAnsi" w:cstheme="majorBidi" w:eastAsiaTheme="majorEastAsia" w:hAnsiTheme="majorHAnsi"/>
+      <w:rFonts w:ascii="Calibri" w:hAnsi="Calibri" w:eastAsia="" w:cs="" w:asciiTheme="majorHAnsi" w:cstheme="majorBidi" w:eastAsiaTheme="majorEastAsia" w:hAnsiTheme="majorHAnsi"/>
       <w:i/>
       <w:iCs/>
       <w:color w:themeColor="accent1" w:themeShade="7f" w:val="243F60"/>
@@ -7584,7 +7735,7 @@
     <w:qFormat/>
     <w:rsid w:val="00fc693f"/>
     <w:rPr>
-      <w:rFonts w:ascii="Calibri" w:hAnsi="Calibri" w:eastAsia="ＭＳ ゴシック" w:cs="" w:asciiTheme="majorHAnsi" w:cstheme="majorBidi" w:eastAsiaTheme="majorEastAsia" w:hAnsiTheme="majorHAnsi"/>
+      <w:rFonts w:ascii="Calibri" w:hAnsi="Calibri" w:eastAsia="" w:cs="" w:asciiTheme="majorHAnsi" w:cstheme="majorBidi" w:eastAsiaTheme="majorEastAsia" w:hAnsiTheme="majorHAnsi"/>
       <w:i/>
       <w:iCs/>
       <w:color w:themeColor="text1" w:themeTint="bf" w:val="404040"/>
@@ -7598,7 +7749,7 @@
     <w:qFormat/>
     <w:rsid w:val="00fc693f"/>
     <w:rPr>
-      <w:rFonts w:ascii="Calibri" w:hAnsi="Calibri" w:eastAsia="ＭＳ ゴシック" w:cs="" w:asciiTheme="majorHAnsi" w:cstheme="majorBidi" w:eastAsiaTheme="majorEastAsia" w:hAnsiTheme="majorHAnsi"/>
+      <w:rFonts w:ascii="Calibri" w:hAnsi="Calibri" w:eastAsia="" w:cs="" w:asciiTheme="majorHAnsi" w:cstheme="majorBidi" w:eastAsiaTheme="majorEastAsia" w:hAnsiTheme="majorHAnsi"/>
       <w:color w:themeColor="accent1" w:val="4F81BD"/>
       <w:sz w:val="20"/>
       <w:szCs w:val="20"/>
@@ -7612,7 +7763,7 @@
     <w:qFormat/>
     <w:rsid w:val="00fc693f"/>
     <w:rPr>
-      <w:rFonts w:ascii="Calibri" w:hAnsi="Calibri" w:eastAsia="ＭＳ ゴシック" w:cs="" w:asciiTheme="majorHAnsi" w:cstheme="majorBidi" w:eastAsiaTheme="majorEastAsia" w:hAnsiTheme="majorHAnsi"/>
+      <w:rFonts w:ascii="Calibri" w:hAnsi="Calibri" w:eastAsia="" w:cs="" w:asciiTheme="majorHAnsi" w:cstheme="majorBidi" w:eastAsiaTheme="majorEastAsia" w:hAnsiTheme="majorHAnsi"/>
       <w:i/>
       <w:iCs/>
       <w:color w:themeColor="text1" w:themeTint="bf" w:val="404040"/>
@@ -7794,6 +7945,39 @@
       <w:rFonts w:cs="Arial"/>
     </w:rPr>
   </w:style>
+  <w:style w:type="paragraph" w:styleId="Balkuser">
+    <w:name w:val="Başlık (user)"/>
+    <w:basedOn w:val="Normal"/>
+    <w:next w:val="BodyText"/>
+    <w:qFormat/>
+    <w:pPr>
+      <w:keepNext w:val="true"/>
+      <w:spacing w:before="240" w:after="120"/>
+    </w:pPr>
+    <w:rPr>
+      <w:rFonts w:ascii="Liberation Sans" w:hAnsi="Liberation Sans" w:eastAsia="Microsoft YaHei" w:cs="Arial"/>
+      <w:sz w:val="28"/>
+      <w:szCs w:val="28"/>
+    </w:rPr>
+  </w:style>
+  <w:style w:type="paragraph" w:styleId="Dizinuser">
+    <w:name w:val="Dizin (user)"/>
+    <w:basedOn w:val="Normal"/>
+    <w:qFormat/>
+    <w:pPr>
+      <w:suppressLineNumbers/>
+    </w:pPr>
+    <w:rPr>
+      <w:rFonts w:cs="Arial"/>
+    </w:rPr>
+  </w:style>
+  <w:style w:type="paragraph" w:styleId="stBilgiveAltBilgiuser">
+    <w:name w:val="Üst Bilgi ve Alt Bilgi (user)"/>
+    <w:basedOn w:val="Normal"/>
+    <w:qFormat/>
+    <w:pPr/>
+    <w:rPr/>
+  </w:style>
   <w:style w:type="paragraph" w:styleId="stBilgiveAltBilgi">
     <w:name w:val="Üst Bilgi ve Alt Bilgi"/>
     <w:basedOn w:val="Normal"/>
@@ -7842,12 +8026,13 @@
     <w:rsid w:val="00fc693f"/>
     <w:pPr>
       <w:widowControl/>
+      <w:suppressAutoHyphens w:val="true"/>
       <w:bidi w:val="0"/>
       <w:spacing w:lineRule="auto" w:line="240" w:before="0" w:after="0"/>
       <w:jc w:val="start"/>
     </w:pPr>
     <w:rPr>
-      <w:rFonts w:ascii="Cambria" w:hAnsi="Cambria" w:eastAsia="ＭＳ 明朝" w:cs="" w:asciiTheme="minorHAnsi" w:cstheme="minorBidi" w:eastAsiaTheme="minorEastAsia" w:hAnsiTheme="minorHAnsi"/>
+      <w:rFonts w:ascii="Cambria" w:hAnsi="Cambria" w:eastAsia="" w:cs="" w:asciiTheme="minorHAnsi" w:cstheme="minorBidi" w:eastAsiaTheme="minorEastAsia" w:hAnsiTheme="minorHAnsi"/>
       <w:color w:val="auto"/>
       <w:kern w:val="0"/>
       <w:sz w:val="22"/>
@@ -7871,7 +8056,7 @@
       <w:contextualSpacing/>
     </w:pPr>
     <w:rPr>
-      <w:rFonts w:ascii="Calibri" w:hAnsi="Calibri" w:eastAsia="ＭＳ ゴシック" w:cs="" w:asciiTheme="majorHAnsi" w:cstheme="majorBidi" w:eastAsiaTheme="majorEastAsia" w:hAnsiTheme="majorHAnsi"/>
+      <w:rFonts w:ascii="Calibri" w:hAnsi="Calibri" w:eastAsia="" w:cs="" w:asciiTheme="majorHAnsi" w:cstheme="majorBidi" w:eastAsiaTheme="majorEastAsia" w:hAnsiTheme="majorHAnsi"/>
       <w:color w:themeColor="text2" w:themeShade="bf" w:val="17365D"/>
       <w:spacing w:val="5"/>
       <w:kern w:val="2"/>
@@ -7889,7 +8074,7 @@
     <w:rsid w:val="00fc693f"/>
     <w:pPr/>
     <w:rPr>
-      <w:rFonts w:ascii="Calibri" w:hAnsi="Calibri" w:eastAsia="ＭＳ ゴシック" w:cs="" w:asciiTheme="majorHAnsi" w:cstheme="majorBidi" w:eastAsiaTheme="majorEastAsia" w:hAnsiTheme="majorHAnsi"/>
+      <w:rFonts w:ascii="Calibri" w:hAnsi="Calibri" w:eastAsia="" w:cs="" w:asciiTheme="majorHAnsi" w:cstheme="majorBidi" w:eastAsiaTheme="majorEastAsia" w:hAnsiTheme="majorHAnsi"/>
       <w:i/>
       <w:iCs/>
       <w:color w:themeColor="accent1" w:val="4F81BD"/>
@@ -8122,12 +8307,13 @@
         <w:tab w:val="left" w:pos="3456" w:leader="none"/>
         <w:tab w:val="left" w:pos="4032" w:leader="none"/>
       </w:tabs>
+      <w:suppressAutoHyphens w:val="true"/>
       <w:bidi w:val="0"/>
       <w:spacing w:lineRule="auto" w:line="276" w:before="0" w:after="200"/>
       <w:jc w:val="start"/>
     </w:pPr>
     <w:rPr>
-      <w:rFonts w:ascii="Courier" w:hAnsi="Courier" w:eastAsia="ＭＳ 明朝" w:cs="" w:cstheme="minorBidi" w:eastAsiaTheme="minorEastAsia"/>
+      <w:rFonts w:ascii="Courier" w:hAnsi="Courier" w:eastAsia="" w:cs="" w:cstheme="minorBidi" w:eastAsiaTheme="minorEastAsia"/>
       <w:color w:val="auto"/>
       <w:kern w:val="0"/>
       <w:sz w:val="20"/>
@@ -8175,7 +8361,7 @@
   </w:style>
   <w:style w:type="paragraph" w:styleId="IndexHeading">
     <w:name w:val="index heading"/>
-    <w:basedOn w:val="Balk"/>
+    <w:basedOn w:val="Balkuser"/>
     <w:pPr/>
     <w:rPr/>
   </w:style>
@@ -8193,8 +8379,8 @@
     </w:pPr>
     <w:rPr/>
   </w:style>
-  <w:style w:type="numbering" w:styleId="ListeYok" w:default="1">
-    <w:name w:val="Liste Yok"/>
+  <w:style w:type="numbering" w:styleId="ListeYokuser" w:default="1">
+    <w:name w:val="Liste Yok (user)"/>
     <w:uiPriority w:val="99"/>
     <w:semiHidden/>
     <w:unhideWhenUsed/>
@@ -11325,7 +11511,6 @@
       <w:pPr>
         <w:spacing w:before="0" w:after="0" w:line="240" w:lineRule="auto"/>
       </w:pPr>
-      <w:rPr/>
       <w:tblPr/>
       <w:tcPr>
         <w:tcBorders>
@@ -11471,7 +11656,6 @@
       <w:pPr>
         <w:spacing w:before="0" w:after="0" w:line="240" w:lineRule="auto"/>
       </w:pPr>
-      <w:rPr/>
       <w:tblPr/>
       <w:tcPr>
         <w:tcBorders>
@@ -11617,7 +11801,6 @@
       <w:pPr>
         <w:spacing w:before="0" w:after="0" w:line="240" w:lineRule="auto"/>
       </w:pPr>
-      <w:rPr/>
       <w:tblPr/>
       <w:tcPr>
         <w:tcBorders>
@@ -11763,7 +11946,6 @@
       <w:pPr>
         <w:spacing w:before="0" w:after="0" w:line="240" w:lineRule="auto"/>
       </w:pPr>
-      <w:rPr/>
       <w:tblPr/>
       <w:tcPr>
         <w:tcBorders>
@@ -11909,7 +12091,6 @@
       <w:pPr>
         <w:spacing w:before="0" w:after="0" w:line="240" w:lineRule="auto"/>
       </w:pPr>
-      <w:rPr/>
       <w:tblPr/>
       <w:tcPr>
         <w:tcBorders>
@@ -12055,7 +12236,6 @@
       <w:pPr>
         <w:spacing w:before="0" w:after="0" w:line="240" w:lineRule="auto"/>
       </w:pPr>
-      <w:rPr/>
       <w:tblPr/>
       <w:tcPr>
         <w:tcBorders>
@@ -12201,7 +12381,6 @@
       <w:pPr>
         <w:spacing w:before="0" w:after="0" w:line="240" w:lineRule="auto"/>
       </w:pPr>
-      <w:rPr/>
       <w:tblPr/>
       <w:tcPr>
         <w:tcBorders>
